--- a/spa/docx/018.content.docx
+++ b/spa/docx/018.content.docx
@@ -19,7 +19,7 @@
         <w:rPr>
           <w:lang w:val="es_ES" w:bidi="es_ES"/>
         </w:rPr>
-        <w:t>Resource: Tyndale Open Bible Dictionary</w:t>
+        <w:t>Resource: Aquifer Open Bible Dictionary</w:t>
       </w:r>
       <w:r>
         <w:rPr>
@@ -112,7 +112,7 @@
         <w:rPr>
           <w:lang w:val="es_ES" w:bidi="es_ES"/>
         </w:rPr>
-        <w:t>Tyndale Open Bible Dictionary</w:t>
+        <w:t>Aquifer Open Bible Dictionary</w:t>
       </w:r>
     </w:p>
     <w:p>

--- a/spa/docx/018.content.docx
+++ b/spa/docx/018.content.docx
@@ -295,54 +295,36 @@
         </w:rPr>
         <w:t>Peso de valor indeterminado (</w:t>
       </w:r>
-      <w:hyperlink r:id="rId13">
-        <w:r>
-          <w:rPr>
-            <w:lang w:val="es_ES" w:bidi="es_ES"/>
-          </w:rPr>
-          <w:rPr>
-            <w:color w:val="0000EE"/>
-            <w:u w:val="single"/>
-          </w:rPr>
-          <w:t>Gn 33:19,</w:t>
-        </w:r>
-      </w:hyperlink>
+      <w:r>
+        <w:rPr>
+          <w:lang w:val="es_ES" w:bidi="es_ES"/>
+        </w:rPr>
+        <w:t>Gn 33:19,</w:t>
+      </w:r>
       <w:r>
         <w:rPr>
           <w:lang w:val="es_ES" w:bidi="es_ES"/>
         </w:rPr>
         <w:t xml:space="preserve"> </w:t>
       </w:r>
-      <w:hyperlink r:id="rId14">
-        <w:r>
-          <w:rPr>
-            <w:lang w:val="es_ES" w:bidi="es_ES"/>
-          </w:rPr>
-          <w:rPr>
-            <w:color w:val="0000EE"/>
-            <w:u w:val="single"/>
-          </w:rPr>
-          <w:t>Jos 24:32,</w:t>
-        </w:r>
-      </w:hyperlink>
+      <w:r>
+        <w:rPr>
+          <w:lang w:val="es_ES" w:bidi="es_ES"/>
+        </w:rPr>
+        <w:t>Jos 24:32,</w:t>
+      </w:r>
       <w:r>
         <w:rPr>
           <w:lang w:val="es_ES" w:bidi="es_ES"/>
         </w:rPr>
         <w:t xml:space="preserve"> </w:t>
       </w:r>
-      <w:hyperlink r:id="rId15">
-        <w:r>
-          <w:rPr>
-            <w:lang w:val="es_ES" w:bidi="es_ES"/>
-          </w:rPr>
-          <w:rPr>
-            <w:color w:val="0000EE"/>
-            <w:u w:val="single"/>
-          </w:rPr>
-          <w:t>Jb 42:11</w:t>
-        </w:r>
-      </w:hyperlink>
+      <w:r>
+        <w:rPr>
+          <w:lang w:val="es_ES" w:bidi="es_ES"/>
+        </w:rPr>
+        <w:t>Jb 42:11</w:t>
+      </w:r>
       <w:r>
         <w:rPr>
           <w:lang w:val="es_ES" w:bidi="es_ES"/>
@@ -578,72 +560,48 @@
         </w:rPr>
         <w:t>Grafía alternativa de Chebar, un canal en Babilonia donde el profeta Ezequiel tuvo visiones (</w:t>
       </w:r>
-      <w:hyperlink r:id="rId16">
-        <w:r>
-          <w:rPr>
-            <w:lang w:val="es_ES" w:bidi="es_ES"/>
-          </w:rPr>
-          <w:rPr>
-            <w:color w:val="0000EE"/>
-            <w:u w:val="single"/>
-          </w:rPr>
-          <w:t>Ez 1:1,3</w:t>
-        </w:r>
-      </w:hyperlink>
+      <w:r>
+        <w:rPr>
+          <w:lang w:val="es_ES" w:bidi="es_ES"/>
+        </w:rPr>
+        <w:t>Ez 1:1,3</w:t>
+      </w:r>
       <w:r>
         <w:rPr>
           <w:lang w:val="es_ES" w:bidi="es_ES"/>
         </w:rPr>
         <w:t xml:space="preserve">; </w:t>
       </w:r>
-      <w:hyperlink r:id="rId17">
-        <w:r>
-          <w:rPr>
-            <w:lang w:val="es_ES" w:bidi="es_ES"/>
-          </w:rPr>
-          <w:rPr>
-            <w:color w:val="0000EE"/>
-            <w:u w:val="single"/>
-          </w:rPr>
-          <w:t>3:15,23</w:t>
-        </w:r>
-      </w:hyperlink>
+      <w:r>
+        <w:rPr>
+          <w:lang w:val="es_ES" w:bidi="es_ES"/>
+        </w:rPr>
+        <w:t>3:15,23</w:t>
+      </w:r>
       <w:r>
         <w:rPr>
           <w:lang w:val="es_ES" w:bidi="es_ES"/>
         </w:rPr>
         <w:t xml:space="preserve">; </w:t>
       </w:r>
-      <w:hyperlink r:id="rId18">
-        <w:r>
-          <w:rPr>
-            <w:lang w:val="es_ES" w:bidi="es_ES"/>
-          </w:rPr>
-          <w:rPr>
-            <w:color w:val="0000EE"/>
-            <w:u w:val="single"/>
-          </w:rPr>
-          <w:t>10:15,20,22</w:t>
-        </w:r>
-      </w:hyperlink>
+      <w:r>
+        <w:rPr>
+          <w:lang w:val="es_ES" w:bidi="es_ES"/>
+        </w:rPr>
+        <w:t>10:15,20,22</w:t>
+      </w:r>
       <w:r>
         <w:rPr>
           <w:lang w:val="es_ES" w:bidi="es_ES"/>
         </w:rPr>
         <w:t xml:space="preserve">; </w:t>
       </w:r>
-      <w:hyperlink r:id="rId19">
-        <w:r>
-          <w:rPr>
-            <w:lang w:val="es_ES" w:bidi="es_ES"/>
-          </w:rPr>
-          <w:rPr>
-            <w:color w:val="0000EE"/>
-            <w:u w:val="single"/>
-          </w:rPr>
-          <w:t>43:3</w:t>
-        </w:r>
-      </w:hyperlink>
+      <w:r>
+        <w:rPr>
+          <w:lang w:val="es_ES" w:bidi="es_ES"/>
+        </w:rPr>
+        <w:t>43:3</w:t>
+      </w:r>
       <w:r>
         <w:rPr>
           <w:lang w:val="es_ES" w:bidi="es_ES"/>
@@ -731,36 +689,24 @@
         </w:rPr>
         <w:t>El más grande de la familia de los buitres, también conocido como el buitre quebrantahuesos, es considerado ceremonialmente impuro (</w:t>
       </w:r>
-      <w:hyperlink r:id="rId20">
-        <w:r>
-          <w:rPr>
-            <w:lang w:val="es_ES" w:bidi="es_ES"/>
-          </w:rPr>
-          <w:rPr>
-            <w:color w:val="0000EE"/>
-            <w:u w:val="single"/>
-          </w:rPr>
-          <w:t>Lv 11:13,</w:t>
-        </w:r>
-      </w:hyperlink>
+      <w:r>
+        <w:rPr>
+          <w:lang w:val="es_ES" w:bidi="es_ES"/>
+        </w:rPr>
+        <w:t>Lv 11:13,</w:t>
+      </w:r>
       <w:r>
         <w:rPr>
           <w:lang w:val="es_ES" w:bidi="es_ES"/>
         </w:rPr>
         <w:t xml:space="preserve"> </w:t>
       </w:r>
-      <w:hyperlink r:id="rId21">
-        <w:r>
-          <w:rPr>
-            <w:lang w:val="es_ES" w:bidi="es_ES"/>
-          </w:rPr>
-          <w:rPr>
-            <w:color w:val="0000EE"/>
-            <w:u w:val="single"/>
-          </w:rPr>
-          <w:t>Dt 14:12</w:t>
-        </w:r>
-      </w:hyperlink>
+      <w:r>
+        <w:rPr>
+          <w:lang w:val="es_ES" w:bidi="es_ES"/>
+        </w:rPr>
+        <w:t>Dt 14:12</w:t>
+      </w:r>
       <w:r>
         <w:rPr>
           <w:lang w:val="es_ES" w:bidi="es_ES"/>
@@ -840,72 +786,48 @@
         </w:rPr>
         <w:t>Ciudad al este del Jordán, probablemente situada en el curso superior del río Arnón. Desde el desierto de Cademot, Moisés envió mensajeros a Sehón, rey de Hesbón, solicitando permiso para pasar pacíficamente por su tierra (</w:t>
       </w:r>
-      <w:hyperlink r:id="rId22">
-        <w:r>
-          <w:rPr>
-            <w:lang w:val="es_ES" w:bidi="es_ES"/>
-          </w:rPr>
-          <w:rPr>
-            <w:color w:val="0000EE"/>
-            <w:u w:val="single"/>
-          </w:rPr>
-          <w:t>Dt 2:26</w:t>
-        </w:r>
-      </w:hyperlink>
+      <w:r>
+        <w:rPr>
+          <w:lang w:val="es_ES" w:bidi="es_ES"/>
+        </w:rPr>
+        <w:t>Dt 2:26</w:t>
+      </w:r>
       <w:r>
         <w:rPr>
           <w:lang w:val="es_ES" w:bidi="es_ES"/>
         </w:rPr>
         <w:t>). En la división de la tierra, Cademot fue asignada a la tribu de Rubén (</w:t>
       </w:r>
-      <w:hyperlink r:id="rId23">
-        <w:r>
-          <w:rPr>
-            <w:lang w:val="es_ES" w:bidi="es_ES"/>
-          </w:rPr>
-          <w:rPr>
-            <w:color w:val="0000EE"/>
-            <w:u w:val="single"/>
-          </w:rPr>
-          <w:t>Jos 13:18</w:t>
-        </w:r>
-      </w:hyperlink>
+      <w:r>
+        <w:rPr>
+          <w:lang w:val="es_ES" w:bidi="es_ES"/>
+        </w:rPr>
+        <w:t>Jos 13:18</w:t>
+      </w:r>
       <w:r>
         <w:rPr>
           <w:lang w:val="es_ES" w:bidi="es_ES"/>
         </w:rPr>
         <w:t>) y posteriormente se designó como una de las ciudades levíticas para los meraritas (</w:t>
       </w:r>
-      <w:hyperlink r:id="rId24">
-        <w:r>
-          <w:rPr>
-            <w:lang w:val="es_ES" w:bidi="es_ES"/>
-          </w:rPr>
-          <w:rPr>
-            <w:color w:val="0000EE"/>
-            <w:u w:val="single"/>
-          </w:rPr>
-          <w:t>Jos 21:37,</w:t>
-        </w:r>
-      </w:hyperlink>
+      <w:r>
+        <w:rPr>
+          <w:lang w:val="es_ES" w:bidi="es_ES"/>
+        </w:rPr>
+        <w:t>Jos 21:37,</w:t>
+      </w:r>
       <w:r>
         <w:rPr>
           <w:lang w:val="es_ES" w:bidi="es_ES"/>
         </w:rPr>
         <w:t xml:space="preserve"> </w:t>
       </w:r>
-      <w:hyperlink r:id="rId25">
-        <w:r>
-          <w:rPr>
-            <w:lang w:val="es_ES" w:bidi="es_ES"/>
-          </w:rPr>
-          <w:rPr>
-            <w:color w:val="0000EE"/>
-            <w:u w:val="single"/>
-          </w:rPr>
-          <w:t>1 Cro 6:79</w:t>
-        </w:r>
-      </w:hyperlink>
+      <w:r>
+        <w:rPr>
+          <w:lang w:val="es_ES" w:bidi="es_ES"/>
+        </w:rPr>
+        <w:t>1 Cro 6:79</w:t>
+      </w:r>
       <w:r>
         <w:rPr>
           <w:lang w:val="es_ES" w:bidi="es_ES"/>
@@ -993,18 +915,12 @@
         </w:rPr>
         <w:t>El rey de Elam participó junto con otros tres reyes en una campaña contra cinco ciudades cerca del extremo sur de la llanura del mar Muerto (</w:t>
       </w:r>
-      <w:hyperlink r:id="rId26">
-        <w:r>
-          <w:rPr>
-            <w:lang w:val="es_ES" w:bidi="es_ES"/>
-          </w:rPr>
-          <w:rPr>
-            <w:color w:val="0000EE"/>
-            <w:u w:val="single"/>
-          </w:rPr>
-          <w:t>Gn 14</w:t>
-        </w:r>
-      </w:hyperlink>
+      <w:r>
+        <w:rPr>
+          <w:lang w:val="es_ES" w:bidi="es_ES"/>
+        </w:rPr>
+        <w:t>Gn 14</w:t>
+      </w:r>
       <w:r>
         <w:rPr>
           <w:lang w:val="es_ES" w:bidi="es_ES"/>
@@ -1023,18 +939,12 @@
         </w:rPr>
         <w:t xml:space="preserve"> aparece inicialmente como el tercero en la lista (v. </w:t>
       </w:r>
-      <w:hyperlink r:id="rId27">
-        <w:r>
-          <w:rPr>
-            <w:lang w:val="es_ES" w:bidi="es_ES"/>
-          </w:rPr>
-          <w:rPr>
-            <w:color w:val="0000EE"/>
-            <w:u w:val="single"/>
-          </w:rPr>
-          <w:t>1</w:t>
-        </w:r>
-      </w:hyperlink>
+      <w:r>
+        <w:rPr>
+          <w:lang w:val="es_ES" w:bidi="es_ES"/>
+        </w:rPr>
+        <w:t>1</w:t>
+      </w:r>
       <w:r>
         <w:rPr>
           <w:lang w:val="es_ES" w:bidi="es_ES"/>
@@ -1165,18 +1075,12 @@
         </w:rPr>
         <w:t xml:space="preserve">La Reina-Valera 1909 y otras versiones en español escriben Cedrón para referirse al valle del río entre Jerusalén y el monte de los Olivos, en </w:t>
       </w:r>
-      <w:hyperlink r:id="rId28">
-        <w:r>
-          <w:rPr>
-            <w:lang w:val="es_ES" w:bidi="es_ES"/>
-          </w:rPr>
-          <w:rPr>
-            <w:color w:val="0000EE"/>
-            <w:u w:val="single"/>
-          </w:rPr>
-          <w:t>Juan 18:1</w:t>
-        </w:r>
-      </w:hyperlink>
+      <w:r>
+        <w:rPr>
+          <w:lang w:val="es_ES" w:bidi="es_ES"/>
+        </w:rPr>
+        <w:t>Juan 18:1</w:t>
+      </w:r>
       <w:r>
         <w:rPr>
           <w:lang w:val="es_ES" w:bidi="es_ES"/>
@@ -1276,18 +1180,12 @@
         </w:rPr>
         <w:t>, la ciudad asignada a la tribu de Benjamín como herencia después de que Israel conquistó a los cananeos (</w:t>
       </w:r>
-      <w:hyperlink r:id="rId29">
-        <w:r>
-          <w:rPr>
-            <w:lang w:val="es_ES" w:bidi="es_ES"/>
-          </w:rPr>
-          <w:rPr>
-            <w:color w:val="0000EE"/>
-            <w:u w:val="single"/>
-          </w:rPr>
-          <w:t>Jos 18:24</w:t>
-        </w:r>
-      </w:hyperlink>
+      <w:r>
+        <w:rPr>
+          <w:lang w:val="es_ES" w:bidi="es_ES"/>
+        </w:rPr>
+        <w:t>Jos 18:24</w:t>
+      </w:r>
       <w:r>
         <w:rPr>
           <w:lang w:val="es_ES" w:bidi="es_ES"/>
@@ -1375,18 +1273,12 @@
         </w:rPr>
         <w:t>El hijo de Pahat-moab, Quelal, obedeció la instrucción de Esdras de divorciarse de su esposa no judía después de que el pueblo de Israel regresó del exilio en Babilonia (</w:t>
       </w:r>
-      <w:hyperlink r:id="rId30">
-        <w:r>
-          <w:rPr>
-            <w:lang w:val="es_ES" w:bidi="es_ES"/>
-          </w:rPr>
-          <w:rPr>
-            <w:color w:val="0000EE"/>
-            <w:u w:val="single"/>
-          </w:rPr>
-          <w:t>Esd 10:30</w:t>
-        </w:r>
-      </w:hyperlink>
+      <w:r>
+        <w:rPr>
+          <w:lang w:val="es_ES" w:bidi="es_ES"/>
+        </w:rPr>
+        <w:t>Esd 10:30</w:t>
+      </w:r>
       <w:r>
         <w:rPr>
           <w:lang w:val="es_ES" w:bidi="es_ES"/>
@@ -1447,54 +1339,36 @@
         </w:rPr>
         <w:t>Uno de los dos hijos de Elimelec y Noemí (</w:t>
       </w:r>
-      <w:hyperlink r:id="rId31">
-        <w:r>
-          <w:rPr>
-            <w:lang w:val="es_ES" w:bidi="es_ES"/>
-          </w:rPr>
-          <w:rPr>
-            <w:color w:val="0000EE"/>
-            <w:u w:val="single"/>
-          </w:rPr>
-          <w:t>Rt 1:2</w:t>
-        </w:r>
-      </w:hyperlink>
+      <w:r>
+        <w:rPr>
+          <w:lang w:val="es_ES" w:bidi="es_ES"/>
+        </w:rPr>
+        <w:t>Rt 1:2</w:t>
+      </w:r>
       <w:r>
         <w:rPr>
           <w:lang w:val="es_ES" w:bidi="es_ES"/>
         </w:rPr>
         <w:t xml:space="preserve">). Quelión se casó con una joven de Moab llamada Orfa (versículo </w:t>
       </w:r>
-      <w:hyperlink r:id="rId32">
-        <w:r>
-          <w:rPr>
-            <w:lang w:val="es_ES" w:bidi="es_ES"/>
-          </w:rPr>
-          <w:rPr>
-            <w:color w:val="0000EE"/>
-            <w:u w:val="single"/>
-          </w:rPr>
-          <w:t>4</w:t>
-        </w:r>
-      </w:hyperlink>
+      <w:r>
+        <w:rPr>
+          <w:lang w:val="es_ES" w:bidi="es_ES"/>
+        </w:rPr>
+        <w:t>4</w:t>
+      </w:r>
       <w:r>
         <w:rPr>
           <w:lang w:val="es_ES" w:bidi="es_ES"/>
         </w:rPr>
         <w:t xml:space="preserve">). Posteriormente, Quelión falleció en Moab (versículo </w:t>
       </w:r>
-      <w:hyperlink r:id="rId33">
-        <w:r>
-          <w:rPr>
-            <w:lang w:val="es_ES" w:bidi="es_ES"/>
-          </w:rPr>
-          <w:rPr>
-            <w:color w:val="0000EE"/>
-            <w:u w:val="single"/>
-          </w:rPr>
-          <w:t>5</w:t>
-        </w:r>
-      </w:hyperlink>
+      <w:r>
+        <w:rPr>
+          <w:lang w:val="es_ES" w:bidi="es_ES"/>
+        </w:rPr>
+        <w:t>5</w:t>
+      </w:r>
       <w:r>
         <w:rPr>
           <w:lang w:val="es_ES" w:bidi="es_ES"/>
@@ -1555,25 +1429,7 @@
         <w:rPr>
           <w:lang w:val="es_ES" w:bidi="es_ES"/>
         </w:rPr>
-        <w:t>Los quelleanos son un grupo de personas mencionado en el libro de Judit. Aparecen en una lista de lugares por los que Holofernes, el principal general del rey Nabucodonosor, pasó durante su campaña militar (</w:t>
-      </w:r>
-      <w:hyperlink r:id="rId34">
-        <w:r>
-          <w:rPr>
-            <w:lang w:val="es_ES" w:bidi="es_ES"/>
-          </w:rPr>
-          <w:rPr>
-            <w:color w:val="0000EE"/>
-            <w:u w:val="single"/>
-          </w:rPr>
-          <w:t>Jdt 2:23</w:t>
-        </w:r>
-      </w:hyperlink>
-      <w:r>
-        <w:rPr>
-          <w:lang w:val="es_ES" w:bidi="es_ES"/>
-        </w:rPr>
-        <w:t>).</w:t>
+        <w:t>Los quelleanos son un grupo de personas mencionado en el libro de Judit. Aparecen en una lista de lugares por los que Holofernes, el principal general del rey Nabucodonosor, pasó durante su campaña militar (Jdt 2:23).</w:t>
       </w:r>
     </w:p>
     <w:p>
@@ -1613,25 +1469,7 @@
         <w:rPr>
           <w:lang w:val="es_ES" w:bidi="es_ES"/>
         </w:rPr>
-        <w:t xml:space="preserve">Una mejor opción es la antigua Cholle, que se encontraba entre Palmira (también conocida como Tadmor) y el río Éufrates. Ese lugar, ahora llamado el-Khalle, se ajusta bien a la geografía descrita en </w:t>
-      </w:r>
-      <w:hyperlink r:id="rId35">
-        <w:r>
-          <w:rPr>
-            <w:lang w:val="es_ES" w:bidi="es_ES"/>
-          </w:rPr>
-          <w:rPr>
-            <w:color w:val="0000EE"/>
-            <w:u w:val="single"/>
-          </w:rPr>
-          <w:t>Judit 2:21–25</w:t>
-        </w:r>
-      </w:hyperlink>
-      <w:r>
-        <w:rPr>
-          <w:lang w:val="es_ES" w:bidi="es_ES"/>
-        </w:rPr>
-        <w:t>.</w:t>
+        <w:t>Una mejor opción es la antigua Cholle, que se encontraba entre Palmira (también conocida como Tadmor) y el río Éufrates. Ese lugar, ahora llamado el-Khalle, se ajusta bien a la geografía descrita en Judit 2:21–25.</w:t>
       </w:r>
       <w:r>
         <w:rPr>
@@ -1689,18 +1527,12 @@
         </w:rPr>
         <w:t>El hermano de Súa y el padre de Mehir de la tribu de Judá (</w:t>
       </w:r>
-      <w:hyperlink r:id="rId36">
-        <w:r>
-          <w:rPr>
-            <w:lang w:val="es_ES" w:bidi="es_ES"/>
-          </w:rPr>
-          <w:rPr>
-            <w:color w:val="0000EE"/>
-            <w:u w:val="single"/>
-          </w:rPr>
-          <w:t>1 Cro 4:11</w:t>
-        </w:r>
-      </w:hyperlink>
+      <w:r>
+        <w:rPr>
+          <w:lang w:val="es_ES" w:bidi="es_ES"/>
+        </w:rPr>
+        <w:t>1 Cro 4:11</w:t>
+      </w:r>
       <w:r>
         <w:rPr>
           <w:lang w:val="es_ES" w:bidi="es_ES"/>
@@ -1725,18 +1557,12 @@
         </w:rPr>
         <w:t>El padre de Ezri. Ezri estaba a cargo de los trabajadores que cultivaban los campos del rey David (</w:t>
       </w:r>
-      <w:hyperlink r:id="rId37">
-        <w:r>
-          <w:rPr>
-            <w:lang w:val="es_ES" w:bidi="es_ES"/>
-          </w:rPr>
-          <w:rPr>
-            <w:color w:val="0000EE"/>
-            <w:u w:val="single"/>
-          </w:rPr>
-          <w:t>1 Cro 27:26</w:t>
-        </w:r>
-      </w:hyperlink>
+      <w:r>
+        <w:rPr>
+          <w:lang w:val="es_ES" w:bidi="es_ES"/>
+        </w:rPr>
+        <w:t>1 Cro 27:26</w:t>
+      </w:r>
       <w:r>
         <w:rPr>
           <w:lang w:val="es_ES" w:bidi="es_ES"/>
@@ -1791,36 +1617,24 @@
         </w:rPr>
         <w:t>Una variante ortográfica del nombre Caleb. Era el hijo de Hezrón y hermano de Jerameel (</w:t>
       </w:r>
-      <w:hyperlink r:id="rId38">
-        <w:r>
-          <w:rPr>
-            <w:lang w:val="es_ES" w:bidi="es_ES"/>
-          </w:rPr>
-          <w:rPr>
-            <w:color w:val="0000EE"/>
-            <w:u w:val="single"/>
-          </w:rPr>
-          <w:t>1 Cro 2:9</w:t>
-        </w:r>
-      </w:hyperlink>
+      <w:r>
+        <w:rPr>
+          <w:lang w:val="es_ES" w:bidi="es_ES"/>
+        </w:rPr>
+        <w:t>1 Cro 2:9</w:t>
+      </w:r>
       <w:r>
         <w:rPr>
           <w:lang w:val="es_ES" w:bidi="es_ES"/>
         </w:rPr>
         <w:t xml:space="preserve">). En hebreo, "Quelubai" es una forma alternativa del nombre "Caleb", como se indica en </w:t>
       </w:r>
-      <w:hyperlink r:id="rId39">
-        <w:r>
-          <w:rPr>
-            <w:lang w:val="es_ES" w:bidi="es_ES"/>
-          </w:rPr>
-          <w:rPr>
-            <w:color w:val="0000EE"/>
-            <w:u w:val="single"/>
-          </w:rPr>
-          <w:t>1 Crónicas 2:18,42</w:t>
-        </w:r>
-      </w:hyperlink>
+      <w:r>
+        <w:rPr>
+          <w:lang w:val="es_ES" w:bidi="es_ES"/>
+        </w:rPr>
+        <w:t>1 Crónicas 2:18,42</w:t>
+      </w:r>
       <w:r>
         <w:rPr>
           <w:lang w:val="es_ES" w:bidi="es_ES"/>
@@ -1908,18 +1722,12 @@
         </w:rPr>
         <w:t>Uno de los hijos de Bani, a quien Esdras animó a divorciarse de su esposa extranjera después del exilio (</w:t>
       </w:r>
-      <w:hyperlink r:id="rId40">
-        <w:r>
-          <w:rPr>
-            <w:lang w:val="es_ES" w:bidi="es_ES"/>
-          </w:rPr>
-          <w:rPr>
-            <w:color w:val="0000EE"/>
-            <w:u w:val="single"/>
-          </w:rPr>
-          <w:t>Esd 10:35</w:t>
-        </w:r>
-      </w:hyperlink>
+      <w:r>
+        <w:rPr>
+          <w:lang w:val="es_ES" w:bidi="es_ES"/>
+        </w:rPr>
+        <w:t>Esd 10:35</w:t>
+      </w:r>
       <w:r>
         <w:rPr>
           <w:lang w:val="es_ES" w:bidi="es_ES"/>
@@ -1972,25 +1780,7 @@
         <w:rPr>
           <w:lang w:val="es_ES" w:bidi="es_ES"/>
         </w:rPr>
-        <w:t>Quelús fue una de las ciudades que recibió mensajeros del rey Nabucodonosor solicitando ayuda en su guerra contra Arfaxad (</w:t>
-      </w:r>
-      <w:hyperlink r:id="rId41">
-        <w:r>
-          <w:rPr>
-            <w:lang w:val="es_ES" w:bidi="es_ES"/>
-          </w:rPr>
-          <w:rPr>
-            <w:color w:val="0000EE"/>
-            <w:u w:val="single"/>
-          </w:rPr>
-          <w:t>Judit 1:9</w:t>
-        </w:r>
-      </w:hyperlink>
-      <w:r>
-        <w:rPr>
-          <w:lang w:val="es_ES" w:bidi="es_ES"/>
-        </w:rPr>
-        <w:t>). La mayoría de los estudiosos creen que Quelús es la misma que la antigua ciudad de Elusa. Hoy en día, ese lugar se llama Khalasa. Está en el sur de Beerseba, cerca del borde sur del mar Muerto.</w:t>
+        <w:t>Quelús fue una de las ciudades que recibió mensajeros del rey Nabucodonosor solicitando ayuda en su guerra contra Arfaxad (Judit 1:9). La mayoría de los estudiosos creen que Quelús es la misma que la antigua ciudad de Elusa. Hoy en día, ese lugar se llama Khalasa. Está en el sur de Beerseba, cerca del borde sur del mar Muerto.</w:t>
       </w:r>
     </w:p>
     <w:p>
@@ -2054,36 +1844,24 @@
         </w:rPr>
         <w:t>Quemos era el nombre del dios principal que adoraba el pueblo moabita (</w:t>
       </w:r>
-      <w:hyperlink r:id="rId42">
-        <w:r>
-          <w:rPr>
-            <w:lang w:val="es_ES" w:bidi="es_ES"/>
-          </w:rPr>
-          <w:rPr>
-            <w:color w:val="0000EE"/>
-            <w:u w:val="single"/>
-          </w:rPr>
-          <w:t>Nm 21:29</w:t>
-        </w:r>
-      </w:hyperlink>
+      <w:r>
+        <w:rPr>
+          <w:lang w:val="es_ES" w:bidi="es_ES"/>
+        </w:rPr>
+        <w:t>Nm 21:29</w:t>
+      </w:r>
       <w:r>
         <w:rPr>
           <w:lang w:val="es_ES" w:bidi="es_ES"/>
         </w:rPr>
         <w:t>). La Biblia también menciona que el pueblo amorreo estaba relacionado con este falso dios (</w:t>
       </w:r>
-      <w:hyperlink r:id="rId43">
-        <w:r>
-          <w:rPr>
-            <w:lang w:val="es_ES" w:bidi="es_ES"/>
-          </w:rPr>
-          <w:rPr>
-            <w:color w:val="0000EE"/>
-            <w:u w:val="single"/>
-          </w:rPr>
-          <w:t>Jc 11:24</w:t>
-        </w:r>
-      </w:hyperlink>
+      <w:r>
+        <w:rPr>
+          <w:lang w:val="es_ES" w:bidi="es_ES"/>
+        </w:rPr>
+        <w:t>Jc 11:24</w:t>
+      </w:r>
       <w:r>
         <w:rPr>
           <w:lang w:val="es_ES" w:bidi="es_ES"/>
@@ -2276,36 +2054,24 @@
         </w:rPr>
         <w:t>1. Padre de Sedequías, el falso profeta que predijo incorrectamente la victoria de los reyes Acab y Josafat sobre los sirios (</w:t>
       </w:r>
-      <w:hyperlink r:id="rId44">
-        <w:r>
-          <w:rPr>
-            <w:lang w:val="es_ES" w:bidi="es_ES"/>
-          </w:rPr>
-          <w:rPr>
-            <w:color w:val="0000EE"/>
-            <w:u w:val="single"/>
-          </w:rPr>
-          <w:t>1 Re 22:11, 24,</w:t>
-        </w:r>
-      </w:hyperlink>
+      <w:r>
+        <w:rPr>
+          <w:lang w:val="es_ES" w:bidi="es_ES"/>
+        </w:rPr>
+        <w:t>1 Re 22:11, 24,</w:t>
+      </w:r>
       <w:r>
         <w:rPr>
           <w:lang w:val="es_ES" w:bidi="es_ES"/>
         </w:rPr>
         <w:t xml:space="preserve"> </w:t>
       </w:r>
-      <w:hyperlink r:id="rId45">
-        <w:r>
-          <w:rPr>
-            <w:lang w:val="es_ES" w:bidi="es_ES"/>
-          </w:rPr>
-          <w:rPr>
-            <w:color w:val="0000EE"/>
-            <w:u w:val="single"/>
-          </w:rPr>
-          <w:t>2 Cro 18:10, 23</w:t>
-        </w:r>
-      </w:hyperlink>
+      <w:r>
+        <w:rPr>
+          <w:lang w:val="es_ES" w:bidi="es_ES"/>
+        </w:rPr>
+        <w:t>2 Cro 18:10, 23</w:t>
+      </w:r>
       <w:r>
         <w:rPr>
           <w:lang w:val="es_ES" w:bidi="es_ES"/>
@@ -2326,18 +2092,12 @@
         </w:rPr>
         <w:t>2. El hijo de Bilhán, quien era jefe del subclan de Jediael en la tribu de Benjamín durante la época del rey David (</w:t>
       </w:r>
-      <w:hyperlink r:id="rId46">
-        <w:r>
-          <w:rPr>
-            <w:lang w:val="es_ES" w:bidi="es_ES"/>
-          </w:rPr>
-          <w:rPr>
-            <w:color w:val="0000EE"/>
-            <w:u w:val="single"/>
-          </w:rPr>
-          <w:t>1 Cro 7:10–11</w:t>
-        </w:r>
-      </w:hyperlink>
+      <w:r>
+        <w:rPr>
+          <w:lang w:val="es_ES" w:bidi="es_ES"/>
+        </w:rPr>
+        <w:t>1 Cro 7:10–11</w:t>
+      </w:r>
       <w:r>
         <w:rPr>
           <w:lang w:val="es_ES" w:bidi="es_ES"/>
@@ -2485,18 +2245,12 @@
         </w:rPr>
         <w:t>Levita que participó en la lectura pública de la ley realizada por Esdras después del exilio (</w:t>
       </w:r>
-      <w:hyperlink r:id="rId47">
-        <w:r>
-          <w:rPr>
-            <w:lang w:val="es_ES" w:bidi="es_ES"/>
-          </w:rPr>
-          <w:rPr>
-            <w:color w:val="0000EE"/>
-            <w:u w:val="single"/>
-          </w:rPr>
-          <w:t>Ne 9:4</w:t>
-        </w:r>
-      </w:hyperlink>
+      <w:r>
+        <w:rPr>
+          <w:lang w:val="es_ES" w:bidi="es_ES"/>
+        </w:rPr>
+        <w:t>Ne 9:4</w:t>
+      </w:r>
       <w:r>
         <w:rPr>
           <w:lang w:val="es_ES" w:bidi="es_ES"/>
@@ -2644,18 +2398,12 @@
         </w:rPr>
         <w:t>1. Levita que dirigió el canto procesional cuando el rey David llevó el arca del pacto al nuevo tabernáculo en Jerusalén (</w:t>
       </w:r>
-      <w:hyperlink r:id="rId48">
-        <w:r>
-          <w:rPr>
-            <w:lang w:val="es_ES" w:bidi="es_ES"/>
-          </w:rPr>
-          <w:rPr>
-            <w:color w:val="0000EE"/>
-            <w:u w:val="single"/>
-          </w:rPr>
-          <w:t>1 Cro 15:1–3, 22, 27</w:t>
-        </w:r>
-      </w:hyperlink>
+      <w:r>
+        <w:rPr>
+          <w:lang w:val="es_ES" w:bidi="es_ES"/>
+        </w:rPr>
+        <w:t>1 Cro 15:1–3, 22, 27</w:t>
+      </w:r>
       <w:r>
         <w:rPr>
           <w:lang w:val="es_ES" w:bidi="es_ES"/>
@@ -2676,18 +2424,12 @@
         </w:rPr>
         <w:t>2. Administrador público durante el reinado de David. Sus hijos también desempeñaron funciones como funcionarios públicos (</w:t>
       </w:r>
-      <w:hyperlink r:id="rId49">
-        <w:r>
-          <w:rPr>
-            <w:lang w:val="es_ES" w:bidi="es_ES"/>
-          </w:rPr>
-          <w:rPr>
-            <w:color w:val="0000EE"/>
-            <w:u w:val="single"/>
-          </w:rPr>
-          <w:t>1 Cro 26:29</w:t>
-        </w:r>
-      </w:hyperlink>
+      <w:r>
+        <w:rPr>
+          <w:lang w:val="es_ES" w:bidi="es_ES"/>
+        </w:rPr>
+        <w:t>1 Cro 26:29</w:t>
+      </w:r>
       <w:r>
         <w:rPr>
           <w:lang w:val="es_ES" w:bidi="es_ES"/>
@@ -2837,36 +2579,24 @@
         </w:rPr>
         <w:t>Querán era hijo de Disón y miembro de la tribu de los horeos en la época de Esaú (</w:t>
       </w:r>
-      <w:hyperlink r:id="rId50">
-        <w:r>
-          <w:rPr>
-            <w:lang w:val="es_ES" w:bidi="es_ES"/>
-          </w:rPr>
-          <w:rPr>
-            <w:color w:val="0000EE"/>
-            <w:u w:val="single"/>
-          </w:rPr>
-          <w:t>Gn 36:26,</w:t>
-        </w:r>
-      </w:hyperlink>
+      <w:r>
+        <w:rPr>
+          <w:lang w:val="es_ES" w:bidi="es_ES"/>
+        </w:rPr>
+        <w:t>Gn 36:26,</w:t>
+      </w:r>
       <w:r>
         <w:rPr>
           <w:lang w:val="es_ES" w:bidi="es_ES"/>
         </w:rPr>
         <w:t xml:space="preserve"> </w:t>
       </w:r>
-      <w:hyperlink r:id="rId51">
-        <w:r>
-          <w:rPr>
-            <w:lang w:val="es_ES" w:bidi="es_ES"/>
-          </w:rPr>
-          <w:rPr>
-            <w:color w:val="0000EE"/>
-            <w:u w:val="single"/>
-          </w:rPr>
-          <w:t>1 Cro 1:41</w:t>
-        </w:r>
-      </w:hyperlink>
+      <w:r>
+        <w:rPr>
+          <w:lang w:val="es_ES" w:bidi="es_ES"/>
+        </w:rPr>
+        <w:t>1 Cro 1:41</w:t>
+      </w:r>
       <w:r>
         <w:rPr>
           <w:lang w:val="es_ES" w:bidi="es_ES"/>
@@ -2937,25 +2667,7 @@
         <w:rPr>
           <w:lang w:val="es_ES" w:bidi="es_ES"/>
         </w:rPr>
-        <w:t xml:space="preserve"> (</w:t>
-      </w:r>
-      <w:hyperlink r:id="rId52">
-        <w:r>
-          <w:rPr>
-            <w:lang w:val="es_ES" w:bidi="es_ES"/>
-          </w:rPr>
-          <w:rPr>
-            <w:color w:val="0000EE"/>
-            <w:u w:val="single"/>
-          </w:rPr>
-          <w:t>2 Mac 10:32</w:t>
-        </w:r>
-      </w:hyperlink>
-      <w:r>
-        <w:rPr>
-          <w:lang w:val="es_ES" w:bidi="es_ES"/>
-        </w:rPr>
-        <w:t xml:space="preserve">). Los Macabeos atacaron </w:t>
+        <w:t xml:space="preserve"> (2 Mac 10:32). Los Macabeos atacaron </w:t>
       </w:r>
       <w:r>
         <w:rPr>
@@ -2967,20 +2679,62 @@
         <w:rPr>
           <w:lang w:val="es_ES" w:bidi="es_ES"/>
         </w:rPr>
-        <w:t xml:space="preserve"> y vencieron a su ejército. Muchas personas murieron en la batalla, incluidos Quereas y Timoteo (versículos </w:t>
-      </w:r>
-      <w:hyperlink r:id="rId53">
-        <w:r>
-          <w:rPr>
-            <w:lang w:val="es_ES" w:bidi="es_ES"/>
-          </w:rPr>
-          <w:rPr>
-            <w:color w:val="0000EE"/>
-            <w:u w:val="single"/>
-          </w:rPr>
-          <w:t>36–37</w:t>
-        </w:r>
-      </w:hyperlink>
+        <w:t xml:space="preserve"> y vencieron a su ejército. Muchas personas murieron en la batalla, incluidos Quereas y Timoteo (versículos 36–37).</w:t>
+      </w:r>
+      <w:r>
+        <w:rPr>
+          <w:lang w:val="es_ES" w:bidi="es_ES"/>
+        </w:rPr>
+      </w:r>
+      <w:r>
+        <w:rPr>
+          <w:lang w:val="es_ES" w:bidi="es_ES"/>
+        </w:rPr>
+      </w:r>
+    </w:p>
+    <w:p>
+      <w:pPr/>
+      <w:r>
+        <w:rPr>
+          <w:lang w:val="es_ES" w:bidi="es_ES"/>
+        </w:rPr>
+      </w:r>
+    </w:p>
+    <w:p>
+      <w:pPr>
+        <w:pStyle w:val="Heading2"/>
+      </w:pPr>
+      <w:r>
+        <w:rPr>
+          <w:lang w:val="es_ES" w:bidi="es_ES"/>
+        </w:rPr>
+        <w:t>Queren-hapuc</w:t>
+      </w:r>
+      <w:r>
+        <w:rPr>
+          <w:lang w:val="es_ES" w:bidi="es_ES"/>
+        </w:rPr>
+      </w:r>
+    </w:p>
+    <w:p>
+      <w:pPr/>
+      <w:r>
+        <w:rPr>
+          <w:lang w:val="es_ES" w:bidi="es_ES"/>
+        </w:rPr>
+      </w:r>
+      <w:r>
+        <w:rPr>
+          <w:lang w:val="es_ES" w:bidi="es_ES"/>
+        </w:rPr>
+        <w:t>La tercera hija de Job y hermana de Jemimah y Quesías fue mencionada como miembro de la familia de Job en el momento de su restauración (</w:t>
+      </w:r>
+      <w:r>
+        <w:rPr>
+          <w:lang w:val="es_ES" w:bidi="es_ES"/>
+        </w:rPr>
+        <w:t>Jb 42:14</w:t>
+      </w:r>
       <w:r>
         <w:rPr>
           <w:lang w:val="es_ES" w:bidi="es_ES"/>
@@ -3014,111 +2768,39 @@
         <w:rPr>
           <w:lang w:val="es_ES" w:bidi="es_ES"/>
         </w:rPr>
-        <w:t>Queren-hapuc</w:t>
-      </w:r>
-      <w:r>
-        <w:rPr>
-          <w:lang w:val="es_ES" w:bidi="es_ES"/>
-        </w:rPr>
-      </w:r>
-    </w:p>
-    <w:p>
-      <w:pPr/>
-      <w:r>
-        <w:rPr>
-          <w:lang w:val="es_ES" w:bidi="es_ES"/>
-        </w:rPr>
-      </w:r>
-      <w:r>
-        <w:rPr>
-          <w:lang w:val="es_ES" w:bidi="es_ES"/>
-        </w:rPr>
-        <w:t>La tercera hija de Job y hermana de Jemimah y Quesías fue mencionada como miembro de la familia de Job en el momento de su restauración (</w:t>
-      </w:r>
-      <w:hyperlink r:id="rId54">
-        <w:r>
-          <w:rPr>
-            <w:lang w:val="es_ES" w:bidi="es_ES"/>
-          </w:rPr>
-          <w:rPr>
-            <w:color w:val="0000EE"/>
-            <w:u w:val="single"/>
-          </w:rPr>
-          <w:t>Jb 42:14</w:t>
-        </w:r>
-      </w:hyperlink>
+        <w:t>Querit, El Arroyo de</w:t>
+      </w:r>
+      <w:r>
+        <w:rPr>
+          <w:lang w:val="es_ES" w:bidi="es_ES"/>
+        </w:rPr>
+      </w:r>
+    </w:p>
+    <w:p>
+      <w:pPr/>
+      <w:r>
+        <w:rPr>
+          <w:lang w:val="es_ES" w:bidi="es_ES"/>
+        </w:rPr>
+      </w:r>
+      <w:r>
+        <w:rPr>
+          <w:lang w:val="es_ES" w:bidi="es_ES"/>
+        </w:rPr>
+        <w:t>Un arroyo o valle donde el Señor le indicó al profeta Elías que se ocultara del rey Acab. Esto ocurrió durante un período en el que no llovía y había muy poca comida en la tierra, tal como Elías había predicho. Mientras Elías permanecía junto a este arroyo, tenía agua para beber, y Dios enviaba aves (cuervos) para llevarle comida cada mañana y tarde (</w:t>
+      </w:r>
+      <w:r>
+        <w:rPr>
+          <w:lang w:val="es_ES" w:bidi="es_ES"/>
+        </w:rPr>
+        <w:t>1 Re 17:2–6</w:t>
+      </w:r>
       <w:r>
         <w:rPr>
           <w:lang w:val="es_ES" w:bidi="es_ES"/>
         </w:rPr>
         <w:t>).</w:t>
       </w:r>
-      <w:r>
-        <w:rPr>
-          <w:lang w:val="es_ES" w:bidi="es_ES"/>
-        </w:rPr>
-      </w:r>
-      <w:r>
-        <w:rPr>
-          <w:lang w:val="es_ES" w:bidi="es_ES"/>
-        </w:rPr>
-      </w:r>
-    </w:p>
-    <w:p>
-      <w:pPr/>
-      <w:r>
-        <w:rPr>
-          <w:lang w:val="es_ES" w:bidi="es_ES"/>
-        </w:rPr>
-      </w:r>
-    </w:p>
-    <w:p>
-      <w:pPr>
-        <w:pStyle w:val="Heading2"/>
-      </w:pPr>
-      <w:r>
-        <w:rPr>
-          <w:lang w:val="es_ES" w:bidi="es_ES"/>
-        </w:rPr>
-        <w:t>Querit, El Arroyo de</w:t>
-      </w:r>
-      <w:r>
-        <w:rPr>
-          <w:lang w:val="es_ES" w:bidi="es_ES"/>
-        </w:rPr>
-      </w:r>
-    </w:p>
-    <w:p>
-      <w:pPr/>
-      <w:r>
-        <w:rPr>
-          <w:lang w:val="es_ES" w:bidi="es_ES"/>
-        </w:rPr>
-      </w:r>
-      <w:r>
-        <w:rPr>
-          <w:lang w:val="es_ES" w:bidi="es_ES"/>
-        </w:rPr>
-        <w:t>Un arroyo o valle donde el Señor le indicó al profeta Elías que se ocultara del rey Acab. Esto ocurrió durante un período en el que no llovía y había muy poca comida en la tierra, tal como Elías había predicho. Mientras Elías permanecía junto a este arroyo, tenía agua para beber, y Dios enviaba aves (cuervos) para llevarle comida cada mañana y tarde (</w:t>
-      </w:r>
-      <w:hyperlink r:id="rId55">
-        <w:r>
-          <w:rPr>
-            <w:lang w:val="es_ES" w:bidi="es_ES"/>
-          </w:rPr>
-          <w:rPr>
-            <w:color w:val="0000EE"/>
-            <w:u w:val="single"/>
-          </w:rPr>
-          <w:t>1 Re 17:2–6</w:t>
-        </w:r>
-      </w:hyperlink>
-      <w:r>
-        <w:rPr>
-          <w:lang w:val="es_ES" w:bidi="es_ES"/>
-        </w:rPr>
-        <w:t>).</w:t>
-      </w:r>
     </w:p>
     <w:p>
       <w:pPr/>
@@ -3133,18 +2815,12 @@
         </w:rPr>
         <w:t>El arroyo estaba ubicado al este del río Jordán (</w:t>
       </w:r>
-      <w:hyperlink r:id="rId56">
-        <w:r>
-          <w:rPr>
-            <w:lang w:val="es_ES" w:bidi="es_ES"/>
-          </w:rPr>
-          <w:rPr>
-            <w:color w:val="0000EE"/>
-            <w:u w:val="single"/>
-          </w:rPr>
-          <w:t>1 Re 17:3</w:t>
-        </w:r>
-      </w:hyperlink>
+      <w:r>
+        <w:rPr>
+          <w:lang w:val="es_ES" w:bidi="es_ES"/>
+        </w:rPr>
+        <w:t>1 Re 17:3</w:t>
+      </w:r>
       <w:r>
         <w:rPr>
           <w:lang w:val="es_ES" w:bidi="es_ES"/>
@@ -3207,36 +2883,24 @@
         </w:rPr>
         <w:t>Una ciudad en el Néguev de Judá llamada Queriyot-Hesrón (</w:t>
       </w:r>
-      <w:hyperlink r:id="rId57">
-        <w:r>
-          <w:rPr>
-            <w:lang w:val="es_ES" w:bidi="es_ES"/>
-          </w:rPr>
-          <w:rPr>
-            <w:color w:val="0000EE"/>
-            <w:u w:val="single"/>
-          </w:rPr>
-          <w:t>Jos 15:25</w:t>
-        </w:r>
-      </w:hyperlink>
+      <w:r>
+        <w:rPr>
+          <w:lang w:val="es_ES" w:bidi="es_ES"/>
+        </w:rPr>
+        <w:t>Jos 15:25</w:t>
+      </w:r>
       <w:r>
         <w:rPr>
           <w:lang w:val="es_ES" w:bidi="es_ES"/>
         </w:rPr>
         <w:t xml:space="preserve">). En el texto hebreo, Queriyot y Hesrón se consideran ciudades separadas. Hesrón es probablemente el mismo lugar que Asor, mencionado anteriormente en la lista (versículo </w:t>
       </w:r>
-      <w:hyperlink r:id="rId58">
-        <w:r>
-          <w:rPr>
-            <w:lang w:val="es_ES" w:bidi="es_ES"/>
-          </w:rPr>
-          <w:rPr>
-            <w:color w:val="0000EE"/>
-            <w:u w:val="single"/>
-          </w:rPr>
-          <w:t>23</w:t>
-        </w:r>
-      </w:hyperlink>
+      <w:r>
+        <w:rPr>
+          <w:lang w:val="es_ES" w:bidi="es_ES"/>
+        </w:rPr>
+        <w:t>23</w:t>
+      </w:r>
       <w:r>
         <w:rPr>
           <w:lang w:val="es_ES" w:bidi="es_ES"/>
@@ -3261,84 +2925,54 @@
         </w:rPr>
         <w:t>Una ciudad en Moab (</w:t>
       </w:r>
-      <w:hyperlink r:id="rId59">
-        <w:r>
-          <w:rPr>
-            <w:lang w:val="es_ES" w:bidi="es_ES"/>
-          </w:rPr>
-          <w:rPr>
-            <w:color w:val="0000EE"/>
-            <w:u w:val="single"/>
-          </w:rPr>
-          <w:t xml:space="preserve">Jeremías 48:24,41; </w:t>
-        </w:r>
-      </w:hyperlink>
-      <w:hyperlink r:id="rId60">
-        <w:r>
-          <w:rPr>
-            <w:lang w:val="es_ES" w:bidi="es_ES"/>
-          </w:rPr>
-          <w:rPr>
-            <w:color w:val="0000EE"/>
-            <w:u w:val="single"/>
-          </w:rPr>
-          <w:t>Amós 2:2</w:t>
-        </w:r>
-      </w:hyperlink>
+      <w:r>
+        <w:rPr>
+          <w:lang w:val="es_ES" w:bidi="es_ES"/>
+        </w:rPr>
+        <w:t xml:space="preserve">Jeremías 48:24,41; </w:t>
+      </w:r>
+      <w:r>
+        <w:rPr>
+          <w:lang w:val="es_ES" w:bidi="es_ES"/>
+        </w:rPr>
+        <w:t>Amós 2:2</w:t>
+      </w:r>
       <w:r>
         <w:rPr>
           <w:lang w:val="es_ES" w:bidi="es_ES"/>
         </w:rPr>
         <w:t>). Basándonos en la información de la Piedra Moabita (una antigua piedra con inscripciones), podemos situar esta ciudad en la meseta suroeste de Moab, frente a Atarot. Queriyot no aparece en la lista de ciudades pertenecientes a las tribus de Rubén y Gad (</w:t>
       </w:r>
-      <w:hyperlink r:id="rId61">
-        <w:r>
-          <w:rPr>
-            <w:lang w:val="es_ES" w:bidi="es_ES"/>
-          </w:rPr>
-          <w:rPr>
-            <w:color w:val="0000EE"/>
-            <w:u w:val="single"/>
-          </w:rPr>
-          <w:t>Num 34,</w:t>
-        </w:r>
-      </w:hyperlink>
+      <w:r>
+        <w:rPr>
+          <w:lang w:val="es_ES" w:bidi="es_ES"/>
+        </w:rPr>
+        <w:t>Num 34,</w:t>
+      </w:r>
       <w:r>
         <w:rPr>
           <w:lang w:val="es_ES" w:bidi="es_ES"/>
         </w:rPr>
         <w:t xml:space="preserve"> </w:t>
       </w:r>
-      <w:hyperlink r:id="rId62">
-        <w:r>
-          <w:rPr>
-            <w:lang w:val="es_ES" w:bidi="es_ES"/>
-          </w:rPr>
-          <w:rPr>
-            <w:color w:val="0000EE"/>
-            <w:u w:val="single"/>
-          </w:rPr>
-          <w:t>Jos 13</w:t>
-        </w:r>
-      </w:hyperlink>
+      <w:r>
+        <w:rPr>
+          <w:lang w:val="es_ES" w:bidi="es_ES"/>
+        </w:rPr>
+        <w:t>Jos 13</w:t>
+      </w:r>
       <w:r>
         <w:rPr>
           <w:lang w:val="es_ES" w:bidi="es_ES"/>
         </w:rPr>
         <w:t>). En otras listas, Queriyot no se menciona, pero sí un lugar llamado Ar (</w:t>
       </w:r>
-      <w:hyperlink r:id="rId63">
-        <w:r>
-          <w:rPr>
-            <w:lang w:val="es_ES" w:bidi="es_ES"/>
-          </w:rPr>
-          <w:rPr>
-            <w:color w:val="0000EE"/>
-            <w:u w:val="single"/>
-          </w:rPr>
-          <w:t>Is 15–16</w:t>
-        </w:r>
-      </w:hyperlink>
+      <w:r>
+        <w:rPr>
+          <w:lang w:val="es_ES" w:bidi="es_ES"/>
+        </w:rPr>
+        <w:t>Is 15–16</w:t>
+      </w:r>
       <w:r>
         <w:rPr>
           <w:lang w:val="es_ES" w:bidi="es_ES"/>
@@ -3393,18 +3027,12 @@
         </w:rPr>
         <w:t xml:space="preserve">Pueblo mencionado en </w:t>
       </w:r>
-      <w:hyperlink r:id="rId57">
-        <w:r>
-          <w:rPr>
-            <w:lang w:val="es_ES" w:bidi="es_ES"/>
-          </w:rPr>
-          <w:rPr>
-            <w:color w:val="0000EE"/>
-            <w:u w:val="single"/>
-          </w:rPr>
-          <w:t>Josué 15:25</w:t>
-        </w:r>
-      </w:hyperlink>
+      <w:r>
+        <w:rPr>
+          <w:lang w:val="es_ES" w:bidi="es_ES"/>
+        </w:rPr>
+        <w:t>Josué 15:25</w:t>
+      </w:r>
       <w:r>
         <w:rPr>
           <w:lang w:val="es_ES" w:bidi="es_ES"/>
@@ -3484,36 +3112,24 @@
         </w:rPr>
         <w:t>Es una de las cinco ciudades babilónicas. Los israelitas que vinieron de allí no pudieron probar su ascendencia y regresaron después del exilio (</w:t>
       </w:r>
-      <w:hyperlink r:id="rId64">
-        <w:r>
-          <w:rPr>
-            <w:lang w:val="es_ES" w:bidi="es_ES"/>
-          </w:rPr>
-          <w:rPr>
-            <w:color w:val="0000EE"/>
-            <w:u w:val="single"/>
-          </w:rPr>
-          <w:t>Esd 2:59,</w:t>
-        </w:r>
-      </w:hyperlink>
+      <w:r>
+        <w:rPr>
+          <w:lang w:val="es_ES" w:bidi="es_ES"/>
+        </w:rPr>
+        <w:t>Esd 2:59,</w:t>
+      </w:r>
       <w:r>
         <w:rPr>
           <w:lang w:val="es_ES" w:bidi="es_ES"/>
         </w:rPr>
         <w:t xml:space="preserve"> </w:t>
       </w:r>
-      <w:hyperlink r:id="rId65">
-        <w:r>
-          <w:rPr>
-            <w:lang w:val="es_ES" w:bidi="es_ES"/>
-          </w:rPr>
-          <w:rPr>
-            <w:color w:val="0000EE"/>
-            <w:u w:val="single"/>
-          </w:rPr>
-          <w:t>Ne 7:61</w:t>
-        </w:r>
-      </w:hyperlink>
+      <w:r>
+        <w:rPr>
+          <w:lang w:val="es_ES" w:bidi="es_ES"/>
+        </w:rPr>
+        <w:t>Ne 7:61</w:t>
+      </w:r>
       <w:r>
         <w:rPr>
           <w:lang w:val="es_ES" w:bidi="es_ES"/>
@@ -3628,54 +3244,36 @@
         </w:rPr>
         <w:t>El profeta Ezequiel describió cuatro “seres vivientes”. Cada ser tenía cuatro caras y cuatro alas (</w:t>
       </w:r>
-      <w:hyperlink r:id="rId66">
-        <w:r>
-          <w:rPr>
-            <w:lang w:val="es_ES" w:bidi="es_ES"/>
-          </w:rPr>
-          <w:rPr>
-            <w:color w:val="0000EE"/>
-            <w:u w:val="single"/>
-          </w:rPr>
-          <w:t>Ezequiel 1:5–24</w:t>
-        </w:r>
-      </w:hyperlink>
+      <w:r>
+        <w:rPr>
+          <w:lang w:val="es_ES" w:bidi="es_ES"/>
+        </w:rPr>
+        <w:t>Ezequiel 1:5–24</w:t>
+      </w:r>
       <w:r>
         <w:rPr>
           <w:lang w:val="es_ES" w:bidi="es_ES"/>
         </w:rPr>
         <w:t>). Más tarde, Ezequiel identificó claramente a estos seres como querubines (</w:t>
       </w:r>
-      <w:hyperlink r:id="rId67">
-        <w:r>
-          <w:rPr>
-            <w:lang w:val="es_ES" w:bidi="es_ES"/>
-          </w:rPr>
-          <w:rPr>
-            <w:color w:val="0000EE"/>
-            <w:u w:val="single"/>
-          </w:rPr>
-          <w:t>Ezequiel 10:2–22</w:t>
-        </w:r>
-      </w:hyperlink>
+      <w:r>
+        <w:rPr>
+          <w:lang w:val="es_ES" w:bidi="es_ES"/>
+        </w:rPr>
+        <w:t>Ezequiel 10:2–22</w:t>
+      </w:r>
       <w:r>
         <w:rPr>
           <w:lang w:val="es_ES" w:bidi="es_ES"/>
         </w:rPr>
         <w:t>). Ezequiel utilizó imágenes similares en su descripción del rey de Tiro. Comparó al rey con un querubín guardián, enfatizando el gran honor y la prosperidad del rey antes de su caída (</w:t>
       </w:r>
-      <w:hyperlink r:id="rId68">
-        <w:r>
-          <w:rPr>
-            <w:lang w:val="es_ES" w:bidi="es_ES"/>
-          </w:rPr>
-          <w:rPr>
-            <w:color w:val="0000EE"/>
-            <w:u w:val="single"/>
-          </w:rPr>
-          <w:t>Ezequiel 28:13–16</w:t>
-        </w:r>
-      </w:hyperlink>
+      <w:r>
+        <w:rPr>
+          <w:lang w:val="es_ES" w:bidi="es_ES"/>
+        </w:rPr>
+        <w:t>Ezequiel 28:13–16</w:t>
+      </w:r>
       <w:r>
         <w:rPr>
           <w:lang w:val="es_ES" w:bidi="es_ES"/>
@@ -3696,72 +3294,48 @@
         </w:rPr>
         <w:t xml:space="preserve">Aunque Ezequiel describió a los querubines en detalle, es difícil saber exactamente cómo eran. En </w:t>
       </w:r>
-      <w:hyperlink r:id="rId69">
-        <w:r>
-          <w:rPr>
-            <w:lang w:val="es_ES" w:bidi="es_ES"/>
-          </w:rPr>
-          <w:rPr>
-            <w:color w:val="0000EE"/>
-            <w:u w:val="single"/>
-          </w:rPr>
-          <w:t>Ezequiel 41:18,</w:t>
-        </w:r>
-      </w:hyperlink>
+      <w:r>
+        <w:rPr>
+          <w:lang w:val="es_ES" w:bidi="es_ES"/>
+        </w:rPr>
+        <w:t>Ezequiel 41:18,</w:t>
+      </w:r>
       <w:r>
         <w:rPr>
           <w:lang w:val="es_ES" w:bidi="es_ES"/>
         </w:rPr>
         <w:t xml:space="preserve"> los querubines en el templo que vio en una visión tenían solo dos caras: una de hombre y otra de león joven. Esto difiere de las criaturas de cuatro caras en su visión anterior. En </w:t>
       </w:r>
-      <w:hyperlink r:id="rId70">
-        <w:r>
-          <w:rPr>
-            <w:lang w:val="es_ES" w:bidi="es_ES"/>
-          </w:rPr>
-          <w:rPr>
-            <w:color w:val="0000EE"/>
-            <w:u w:val="single"/>
-          </w:rPr>
-          <w:t>Ezequiel 1:10</w:t>
-        </w:r>
-      </w:hyperlink>
+      <w:r>
+        <w:rPr>
+          <w:lang w:val="es_ES" w:bidi="es_ES"/>
+        </w:rPr>
+        <w:t>Ezequiel 1:10</w:t>
+      </w:r>
       <w:r>
         <w:rPr>
           <w:lang w:val="es_ES" w:bidi="es_ES"/>
         </w:rPr>
         <w:t xml:space="preserve">, las caras eran de hombre, león, buey y águila. Sin embargo, en </w:t>
       </w:r>
-      <w:hyperlink r:id="rId71">
-        <w:r>
-          <w:rPr>
-            <w:lang w:val="es_ES" w:bidi="es_ES"/>
-          </w:rPr>
-          <w:rPr>
-            <w:color w:val="0000EE"/>
-            <w:u w:val="single"/>
-          </w:rPr>
-          <w:t>Ezequiel 10:14</w:t>
-        </w:r>
-      </w:hyperlink>
+      <w:r>
+        <w:rPr>
+          <w:lang w:val="es_ES" w:bidi="es_ES"/>
+        </w:rPr>
+        <w:t>Ezequiel 10:14</w:t>
+      </w:r>
       <w:r>
         <w:rPr>
           <w:lang w:val="es_ES" w:bidi="es_ES"/>
         </w:rPr>
         <w:t>, una de las caras se llama "la cara del Querub", lo que podría referirse a la cara de un buey. Esto podría explicar por qué el arte del antiguo Cercano Oriente representaba a los querubines como criaturas de cuatro patas. Generalmente, son diferentes de los querubines bíblicos. En la visión de Ezequiel, los querubines tenían alas, piernas rectas y pezuñas como las de un becerro (</w:t>
       </w:r>
-      <w:hyperlink r:id="rId72">
-        <w:r>
-          <w:rPr>
-            <w:lang w:val="es_ES" w:bidi="es_ES"/>
-          </w:rPr>
-          <w:rPr>
-            <w:color w:val="0000EE"/>
-            <w:u w:val="single"/>
-          </w:rPr>
-          <w:t>Ezequiel 1:7</w:t>
-        </w:r>
-      </w:hyperlink>
+      <w:r>
+        <w:rPr>
+          <w:lang w:val="es_ES" w:bidi="es_ES"/>
+        </w:rPr>
+        <w:t>Ezequiel 1:7</w:t>
+      </w:r>
       <w:r>
         <w:rPr>
           <w:lang w:val="es_ES" w:bidi="es_ES"/>
@@ -3796,126 +3370,84 @@
         </w:rPr>
         <w:t>Los cuatro seres vivientes en el Apocalipsis son similares a los querubines de Ezequiel. Sin embargo, carecen de las "ruedas giratorias" de la visión de Ezequiel (</w:t>
       </w:r>
-      <w:hyperlink r:id="rId73">
-        <w:r>
-          <w:rPr>
-            <w:lang w:val="es_ES" w:bidi="es_ES"/>
-          </w:rPr>
-          <w:rPr>
-            <w:color w:val="0000EE"/>
-            <w:u w:val="single"/>
-          </w:rPr>
-          <w:t>Apocalipsis 4:6–9</w:t>
-        </w:r>
-      </w:hyperlink>
+      <w:r>
+        <w:rPr>
+          <w:lang w:val="es_ES" w:bidi="es_ES"/>
+        </w:rPr>
+        <w:t>Apocalipsis 4:6–9</w:t>
+      </w:r>
       <w:r>
         <w:rPr>
           <w:lang w:val="es_ES" w:bidi="es_ES"/>
         </w:rPr>
         <w:t>). Las referencias posteriores a los seres en el Apocalipsis (</w:t>
       </w:r>
-      <w:hyperlink r:id="rId74">
-        <w:r>
-          <w:rPr>
-            <w:lang w:val="es_ES" w:bidi="es_ES"/>
-          </w:rPr>
-          <w:rPr>
-            <w:color w:val="0000EE"/>
-            <w:u w:val="single"/>
-          </w:rPr>
-          <w:t>Apocalipsis 5:6–14</w:t>
-        </w:r>
-      </w:hyperlink>
+      <w:r>
+        <w:rPr>
+          <w:lang w:val="es_ES" w:bidi="es_ES"/>
+        </w:rPr>
+        <w:t>Apocalipsis 5:6–14</w:t>
+      </w:r>
       <w:r>
         <w:rPr>
           <w:lang w:val="es_ES" w:bidi="es_ES"/>
         </w:rPr>
         <w:t xml:space="preserve">; </w:t>
       </w:r>
-      <w:hyperlink r:id="rId75">
-        <w:r>
-          <w:rPr>
-            <w:lang w:val="es_ES" w:bidi="es_ES"/>
-          </w:rPr>
-          <w:rPr>
-            <w:color w:val="0000EE"/>
-            <w:u w:val="single"/>
-          </w:rPr>
-          <w:t>6:1–8</w:t>
-        </w:r>
-      </w:hyperlink>
+      <w:r>
+        <w:rPr>
+          <w:lang w:val="es_ES" w:bidi="es_ES"/>
+        </w:rPr>
+        <w:t>6:1–8</w:t>
+      </w:r>
       <w:r>
         <w:rPr>
           <w:lang w:val="es_ES" w:bidi="es_ES"/>
         </w:rPr>
         <w:t xml:space="preserve">; </w:t>
       </w:r>
-      <w:hyperlink r:id="rId76">
-        <w:r>
-          <w:rPr>
-            <w:lang w:val="es_ES" w:bidi="es_ES"/>
-          </w:rPr>
-          <w:rPr>
-            <w:color w:val="0000EE"/>
-            <w:u w:val="single"/>
-          </w:rPr>
-          <w:t>7:1–11</w:t>
-        </w:r>
-      </w:hyperlink>
+      <w:r>
+        <w:rPr>
+          <w:lang w:val="es_ES" w:bidi="es_ES"/>
+        </w:rPr>
+        <w:t>7:1–11</w:t>
+      </w:r>
       <w:r>
         <w:rPr>
           <w:lang w:val="es_ES" w:bidi="es_ES"/>
         </w:rPr>
         <w:t xml:space="preserve">; </w:t>
       </w:r>
-      <w:hyperlink r:id="rId77">
-        <w:r>
-          <w:rPr>
-            <w:lang w:val="es_ES" w:bidi="es_ES"/>
-          </w:rPr>
-          <w:rPr>
-            <w:color w:val="0000EE"/>
-            <w:u w:val="single"/>
-          </w:rPr>
-          <w:t>14:3</w:t>
-        </w:r>
-      </w:hyperlink>
+      <w:r>
+        <w:rPr>
+          <w:lang w:val="es_ES" w:bidi="es_ES"/>
+        </w:rPr>
+        <w:t>14:3</w:t>
+      </w:r>
       <w:r>
         <w:rPr>
           <w:lang w:val="es_ES" w:bidi="es_ES"/>
         </w:rPr>
         <w:t xml:space="preserve">; </w:t>
       </w:r>
-      <w:hyperlink r:id="rId78">
-        <w:r>
-          <w:rPr>
-            <w:lang w:val="es_ES" w:bidi="es_ES"/>
-          </w:rPr>
-          <w:rPr>
-            <w:color w:val="0000EE"/>
-            <w:u w:val="single"/>
-          </w:rPr>
-          <w:t>15:7</w:t>
-        </w:r>
-      </w:hyperlink>
+      <w:r>
+        <w:rPr>
+          <w:lang w:val="es_ES" w:bidi="es_ES"/>
+        </w:rPr>
+        <w:t>15:7</w:t>
+      </w:r>
       <w:r>
         <w:rPr>
           <w:lang w:val="es_ES" w:bidi="es_ES"/>
         </w:rPr>
         <w:t xml:space="preserve">; </w:t>
       </w:r>
-      <w:hyperlink r:id="rId79">
-        <w:r>
-          <w:rPr>
-            <w:lang w:val="es_ES" w:bidi="es_ES"/>
-          </w:rPr>
-          <w:rPr>
-            <w:color w:val="0000EE"/>
-            <w:u w:val="single"/>
-          </w:rPr>
-          <w:t>19:4</w:t>
-        </w:r>
-      </w:hyperlink>
+      <w:r>
+        <w:rPr>
+          <w:lang w:val="es_ES" w:bidi="es_ES"/>
+        </w:rPr>
+        <w:t>19:4</w:t>
+      </w:r>
       <w:r>
         <w:rPr>
           <w:lang w:val="es_ES" w:bidi="es_ES"/>
@@ -3936,54 +3468,36 @@
         </w:rPr>
         <w:t xml:space="preserve">En </w:t>
       </w:r>
-      <w:hyperlink r:id="rId80">
-        <w:r>
-          <w:rPr>
-            <w:lang w:val="es_ES" w:bidi="es_ES"/>
-          </w:rPr>
-          <w:rPr>
-            <w:color w:val="0000EE"/>
-            <w:u w:val="single"/>
-          </w:rPr>
-          <w:t>Génesis 3:24</w:t>
-        </w:r>
-      </w:hyperlink>
+      <w:r>
+        <w:rPr>
+          <w:lang w:val="es_ES" w:bidi="es_ES"/>
+        </w:rPr>
+        <w:t>Génesis 3:24</w:t>
+      </w:r>
       <w:r>
         <w:rPr>
           <w:lang w:val="es_ES" w:bidi="es_ES"/>
         </w:rPr>
         <w:t xml:space="preserve">, los querubines custodian la entrada del Edén. Este es un rol común para los seres sobrenaturales en las tradiciones del Cercano Oriente. En </w:t>
       </w:r>
-      <w:hyperlink r:id="rId81">
-        <w:r>
-          <w:rPr>
-            <w:lang w:val="es_ES" w:bidi="es_ES"/>
-          </w:rPr>
-          <w:rPr>
-            <w:color w:val="0000EE"/>
-            <w:u w:val="single"/>
-          </w:rPr>
-          <w:t>Ezequiel 10</w:t>
-        </w:r>
-      </w:hyperlink>
+      <w:r>
+        <w:rPr>
+          <w:lang w:val="es_ES" w:bidi="es_ES"/>
+        </w:rPr>
+        <w:t>Ezequiel 10</w:t>
+      </w:r>
       <w:r>
         <w:rPr>
           <w:lang w:val="es_ES" w:bidi="es_ES"/>
         </w:rPr>
         <w:t>, los querubines también ejecutan el juicio de Dios al esparcir brasas ardientes sobre una ciudad (</w:t>
       </w:r>
-      <w:hyperlink r:id="rId82">
-        <w:r>
-          <w:rPr>
-            <w:lang w:val="es_ES" w:bidi="es_ES"/>
-          </w:rPr>
-          <w:rPr>
-            <w:color w:val="0000EE"/>
-            <w:u w:val="single"/>
-          </w:rPr>
-          <w:t>Ezequiel 10:2, 7</w:t>
-        </w:r>
-      </w:hyperlink>
+      <w:r>
+        <w:rPr>
+          <w:lang w:val="es_ES" w:bidi="es_ES"/>
+        </w:rPr>
+        <w:t>Ezequiel 10:2, 7</w:t>
+      </w:r>
       <w:r>
         <w:rPr>
           <w:lang w:val="es_ES" w:bidi="es_ES"/>
@@ -4004,162 +3518,108 @@
         </w:rPr>
         <w:t>En la tradición israelita temprana, los querubines proporcionaban a Dios un trono al extender sus alas (</w:t>
       </w:r>
-      <w:hyperlink r:id="rId83">
-        <w:r>
-          <w:rPr>
-            <w:lang w:val="es_ES" w:bidi="es_ES"/>
-          </w:rPr>
-          <w:rPr>
-            <w:color w:val="0000EE"/>
-            <w:u w:val="single"/>
-          </w:rPr>
-          <w:t>1 Samuel 4:4</w:t>
-        </w:r>
-      </w:hyperlink>
+      <w:r>
+        <w:rPr>
+          <w:lang w:val="es_ES" w:bidi="es_ES"/>
+        </w:rPr>
+        <w:t>1 Samuel 4:4</w:t>
+      </w:r>
       <w:r>
         <w:rPr>
           <w:lang w:val="es_ES" w:bidi="es_ES"/>
         </w:rPr>
         <w:t xml:space="preserve">; </w:t>
       </w:r>
-      <w:hyperlink r:id="rId84">
-        <w:r>
-          <w:rPr>
-            <w:lang w:val="es_ES" w:bidi="es_ES"/>
-          </w:rPr>
-          <w:rPr>
-            <w:color w:val="0000EE"/>
-            <w:u w:val="single"/>
-          </w:rPr>
-          <w:t>2 Samuel 6:2</w:t>
-        </w:r>
-      </w:hyperlink>
+      <w:r>
+        <w:rPr>
+          <w:lang w:val="es_ES" w:bidi="es_ES"/>
+        </w:rPr>
+        <w:t>2 Samuel 6:2</w:t>
+      </w:r>
       <w:r>
         <w:rPr>
           <w:lang w:val="es_ES" w:bidi="es_ES"/>
         </w:rPr>
         <w:t>; y más). Dios le habló a Moisés desde este trono, que estaba ubicado sobre la cubierta del arca del Testimonio (</w:t>
       </w:r>
-      <w:hyperlink r:id="rId85">
-        <w:r>
-          <w:rPr>
-            <w:lang w:val="es_ES" w:bidi="es_ES"/>
-          </w:rPr>
-          <w:rPr>
-            <w:color w:val="0000EE"/>
-            <w:u w:val="single"/>
-          </w:rPr>
-          <w:t>Éxodo 25:22</w:t>
-        </w:r>
-      </w:hyperlink>
+      <w:r>
+        <w:rPr>
+          <w:lang w:val="es_ES" w:bidi="es_ES"/>
+        </w:rPr>
+        <w:t>Éxodo 25:22</w:t>
+      </w:r>
       <w:r>
         <w:rPr>
           <w:lang w:val="es_ES" w:bidi="es_ES"/>
         </w:rPr>
         <w:t>). En la visión de Ezequiel (</w:t>
       </w:r>
-      <w:hyperlink r:id="rId86">
-        <w:r>
-          <w:rPr>
-            <w:lang w:val="es_ES" w:bidi="es_ES"/>
-          </w:rPr>
-          <w:rPr>
-            <w:color w:val="0000EE"/>
-            <w:u w:val="single"/>
-          </w:rPr>
-          <w:t>Ezequiel 1:26</w:t>
-        </w:r>
-      </w:hyperlink>
+      <w:r>
+        <w:rPr>
+          <w:lang w:val="es_ES" w:bidi="es_ES"/>
+        </w:rPr>
+        <w:t>Ezequiel 1:26</w:t>
+      </w:r>
       <w:r>
         <w:rPr>
           <w:lang w:val="es_ES" w:bidi="es_ES"/>
         </w:rPr>
         <w:t xml:space="preserve">; </w:t>
       </w:r>
-      <w:hyperlink r:id="rId87">
-        <w:r>
-          <w:rPr>
-            <w:lang w:val="es_ES" w:bidi="es_ES"/>
-          </w:rPr>
-          <w:rPr>
-            <w:color w:val="0000EE"/>
-            <w:u w:val="single"/>
-          </w:rPr>
-          <w:t>10:1</w:t>
-        </w:r>
-      </w:hyperlink>
+      <w:r>
+        <w:rPr>
+          <w:lang w:val="es_ES" w:bidi="es_ES"/>
+        </w:rPr>
+        <w:t>10:1</w:t>
+      </w:r>
       <w:r>
         <w:rPr>
           <w:lang w:val="es_ES" w:bidi="es_ES"/>
         </w:rPr>
         <w:t>), Dios se sienta en un carro con cuatro ruedas que es movido por querubines, quienes lo elevan con sus alas. En la poesía hebrea, a veces se describe a Dios montando sobre nubes (</w:t>
       </w:r>
-      <w:hyperlink r:id="rId88">
-        <w:r>
-          <w:rPr>
-            <w:lang w:val="es_ES" w:bidi="es_ES"/>
-          </w:rPr>
-          <w:rPr>
-            <w:color w:val="0000EE"/>
-            <w:u w:val="single"/>
-          </w:rPr>
-          <w:t>Salmo 104:3</w:t>
-        </w:r>
-      </w:hyperlink>
+      <w:r>
+        <w:rPr>
+          <w:lang w:val="es_ES" w:bidi="es_ES"/>
+        </w:rPr>
+        <w:t>Salmo 104:3</w:t>
+      </w:r>
       <w:r>
         <w:rPr>
           <w:lang w:val="es_ES" w:bidi="es_ES"/>
         </w:rPr>
         <w:t xml:space="preserve">; comparar </w:t>
       </w:r>
-      <w:hyperlink r:id="rId89">
-        <w:r>
-          <w:rPr>
-            <w:lang w:val="es_ES" w:bidi="es_ES"/>
-          </w:rPr>
-          <w:rPr>
-            <w:color w:val="0000EE"/>
-            <w:u w:val="single"/>
-          </w:rPr>
-          <w:t>Isaías 19:1</w:t>
-        </w:r>
-      </w:hyperlink>
+      <w:r>
+        <w:rPr>
+          <w:lang w:val="es_ES" w:bidi="es_ES"/>
+        </w:rPr>
+        <w:t>Isaías 19:1</w:t>
+      </w:r>
       <w:r>
         <w:rPr>
           <w:lang w:val="es_ES" w:bidi="es_ES"/>
         </w:rPr>
         <w:t>) o volando sobre un querubín (</w:t>
       </w:r>
-      <w:hyperlink r:id="rId90">
-        <w:r>
-          <w:rPr>
-            <w:lang w:val="es_ES" w:bidi="es_ES"/>
-          </w:rPr>
-          <w:rPr>
-            <w:color w:val="0000EE"/>
-            <w:u w:val="single"/>
-          </w:rPr>
-          <w:t>2 Samuel 22:11</w:t>
-        </w:r>
-      </w:hyperlink>
+      <w:r>
+        <w:rPr>
+          <w:lang w:val="es_ES" w:bidi="es_ES"/>
+        </w:rPr>
+        <w:t>2 Samuel 22:11</w:t>
+      </w:r>
       <w:r>
         <w:rPr>
           <w:lang w:val="es_ES" w:bidi="es_ES"/>
         </w:rPr>
         <w:t xml:space="preserve">; </w:t>
       </w:r>
-      <w:hyperlink r:id="rId91">
-        <w:r>
-          <w:rPr>
-            <w:lang w:val="es_ES" w:bidi="es_ES"/>
-          </w:rPr>
-          <w:rPr>
-            <w:color w:val="0000EE"/>
-            <w:u w:val="single"/>
-          </w:rPr>
-          <w:t>Salmo 18:10</w:t>
-        </w:r>
-      </w:hyperlink>
+      <w:r>
+        <w:rPr>
+          <w:lang w:val="es_ES" w:bidi="es_ES"/>
+        </w:rPr>
+        <w:t>Salmo 18:10</w:t>
+      </w:r>
       <w:r>
         <w:rPr>
           <w:lang w:val="es_ES" w:bidi="es_ES"/>
@@ -4180,36 +3640,24 @@
         </w:rPr>
         <w:t>En Israel, se esculpieron querubines en el arca del Testimonio (</w:t>
       </w:r>
-      <w:hyperlink r:id="rId92">
-        <w:r>
-          <w:rPr>
-            <w:lang w:val="es_ES" w:bidi="es_ES"/>
-          </w:rPr>
-          <w:rPr>
-            <w:color w:val="0000EE"/>
-            <w:u w:val="single"/>
-          </w:rPr>
-          <w:t>Éxodo 25:18–20</w:t>
-        </w:r>
-      </w:hyperlink>
+      <w:r>
+        <w:rPr>
+          <w:lang w:val="es_ES" w:bidi="es_ES"/>
+        </w:rPr>
+        <w:t>Éxodo 25:18–20</w:t>
+      </w:r>
       <w:r>
         <w:rPr>
           <w:lang w:val="es_ES" w:bidi="es_ES"/>
         </w:rPr>
         <w:t xml:space="preserve">; </w:t>
       </w:r>
-      <w:hyperlink r:id="rId93">
-        <w:r>
-          <w:rPr>
-            <w:lang w:val="es_ES" w:bidi="es_ES"/>
-          </w:rPr>
-          <w:rPr>
-            <w:color w:val="0000EE"/>
-            <w:u w:val="single"/>
-          </w:rPr>
-          <w:t>37:7–9</w:t>
-        </w:r>
-      </w:hyperlink>
+      <w:r>
+        <w:rPr>
+          <w:lang w:val="es_ES" w:bidi="es_ES"/>
+        </w:rPr>
+        <w:t>37:7–9</w:t>
+      </w:r>
       <w:r>
         <w:rPr>
           <w:lang w:val="es_ES" w:bidi="es_ES"/>
@@ -4230,36 +3678,24 @@
         </w:rPr>
         <w:t>El Lugar Santísimo en el templo de Salomón contaba con dos grandes querubines hechos de madera de olivo y recubiertos de oro. Con sus alas extendidas, abarcaban todo el ancho del santuario interior. Los paneles y puertas de madera del templo estaban tallados con querubines más pequeños y palmeras. También se encontraban en los lados de los soportes de las pilas (</w:t>
       </w:r>
-      <w:hyperlink r:id="rId94">
-        <w:r>
-          <w:rPr>
-            <w:lang w:val="es_ES" w:bidi="es_ES"/>
-          </w:rPr>
-          <w:rPr>
-            <w:color w:val="0000EE"/>
-            <w:u w:val="single"/>
-          </w:rPr>
-          <w:t>1 Reyes 7:29, 36</w:t>
-        </w:r>
-      </w:hyperlink>
+      <w:r>
+        <w:rPr>
+          <w:lang w:val="es_ES" w:bidi="es_ES"/>
+        </w:rPr>
+        <w:t>1 Reyes 7:29, 36</w:t>
+      </w:r>
       <w:r>
         <w:rPr>
           <w:lang w:val="es_ES" w:bidi="es_ES"/>
         </w:rPr>
         <w:t>). La visión del templo de Ezequiel mostraba querubines y palmeras alternando en la decoración (</w:t>
       </w:r>
-      <w:hyperlink r:id="rId95">
-        <w:r>
-          <w:rPr>
-            <w:lang w:val="es_ES" w:bidi="es_ES"/>
-          </w:rPr>
-          <w:rPr>
-            <w:color w:val="0000EE"/>
-            <w:u w:val="single"/>
-          </w:rPr>
-          <w:t>Ezequiel 41:17–20</w:t>
-        </w:r>
-      </w:hyperlink>
+      <w:r>
+        <w:rPr>
+          <w:lang w:val="es_ES" w:bidi="es_ES"/>
+        </w:rPr>
+        <w:t>Ezequiel 41:17–20</w:t>
+      </w:r>
       <w:r>
         <w:rPr>
           <w:lang w:val="es_ES" w:bidi="es_ES"/>
@@ -4373,18 +3809,12 @@
         </w:rPr>
         <w:t>La Biblia menciona Quesalón solo una vez, al describir cómo los israelitas, liderados por Josué, tomaron el control de la tierra de Canaán (</w:t>
       </w:r>
-      <w:hyperlink r:id="rId96">
-        <w:r>
-          <w:rPr>
-            <w:lang w:val="es_ES" w:bidi="es_ES"/>
-          </w:rPr>
-          <w:rPr>
-            <w:color w:val="0000EE"/>
-            <w:u w:val="single"/>
-          </w:rPr>
-          <w:t>Jos 15:10</w:t>
-        </w:r>
-      </w:hyperlink>
+      <w:r>
+        <w:rPr>
+          <w:lang w:val="es_ES" w:bidi="es_ES"/>
+        </w:rPr>
+        <w:t>Jos 15:10</w:t>
+      </w:r>
       <w:r>
         <w:rPr>
           <w:lang w:val="es_ES" w:bidi="es_ES"/>
@@ -4472,18 +3902,12 @@
         </w:rPr>
         <w:t>Era hijo de Milca y Nacor (</w:t>
       </w:r>
-      <w:hyperlink r:id="rId97">
-        <w:r>
-          <w:rPr>
-            <w:lang w:val="es_ES" w:bidi="es_ES"/>
-          </w:rPr>
-          <w:rPr>
-            <w:color w:val="0000EE"/>
-            <w:u w:val="single"/>
-          </w:rPr>
-          <w:t>Gn 22:22</w:t>
-        </w:r>
-      </w:hyperlink>
+      <w:r>
+        <w:rPr>
+          <w:lang w:val="es_ES" w:bidi="es_ES"/>
+        </w:rPr>
+        <w:t>Gn 22:22</w:t>
+      </w:r>
       <w:r>
         <w:rPr>
           <w:lang w:val="es_ES" w:bidi="es_ES"/>
@@ -4549,18 +3973,12 @@
         </w:rPr>
         <w:t>La segunda hija de Job nació después de que Dios restauró las fortunas de Job (</w:t>
       </w:r>
-      <w:hyperlink r:id="rId54">
-        <w:r>
-          <w:rPr>
-            <w:lang w:val="es_ES" w:bidi="es_ES"/>
-          </w:rPr>
-          <w:rPr>
-            <w:color w:val="0000EE"/>
-            <w:u w:val="single"/>
-          </w:rPr>
-          <w:t>Jb 42:14</w:t>
-        </w:r>
-      </w:hyperlink>
+      <w:r>
+        <w:rPr>
+          <w:lang w:val="es_ES" w:bidi="es_ES"/>
+        </w:rPr>
+        <w:t>Jb 42:14</w:t>
+      </w:r>
       <w:r>
         <w:rPr>
           <w:lang w:val="es_ES" w:bidi="es_ES"/>
@@ -4615,18 +4033,12 @@
         </w:rPr>
         <w:t>Una ciudad en las fronteras de Edom en el Neguev. Fue asignada a la tribu de Judá (</w:t>
       </w:r>
-      <w:hyperlink r:id="rId98">
-        <w:r>
-          <w:rPr>
-            <w:lang w:val="es_ES" w:bidi="es_ES"/>
-          </w:rPr>
-          <w:rPr>
-            <w:color w:val="0000EE"/>
-            <w:u w:val="single"/>
-          </w:rPr>
-          <w:t>Jos 15:30</w:t>
-        </w:r>
-      </w:hyperlink>
+      <w:r>
+        <w:rPr>
+          <w:lang w:val="es_ES" w:bidi="es_ES"/>
+        </w:rPr>
+        <w:t>Jos 15:30</w:t>
+      </w:r>
       <w:r>
         <w:rPr>
           <w:lang w:val="es_ES" w:bidi="es_ES"/>
@@ -4655,18 +4067,12 @@
         </w:rPr>
         <w:t>Betul (</w:t>
       </w:r>
-      <w:hyperlink r:id="rId99">
-        <w:r>
-          <w:rPr>
-            <w:lang w:val="es_ES" w:bidi="es_ES"/>
-          </w:rPr>
-          <w:rPr>
-            <w:color w:val="0000EE"/>
-            <w:u w:val="single"/>
-          </w:rPr>
-          <w:t>Jos 19:4</w:t>
-        </w:r>
-      </w:hyperlink>
+      <w:r>
+        <w:rPr>
+          <w:lang w:val="es_ES" w:bidi="es_ES"/>
+        </w:rPr>
+        <w:t>Jos 19:4</w:t>
+      </w:r>
       <w:r>
         <w:rPr>
           <w:lang w:val="es_ES" w:bidi="es_ES"/>
@@ -4691,18 +4097,12 @@
         </w:rPr>
         <w:t>Betuel (</w:t>
       </w:r>
-      <w:hyperlink r:id="rId100">
-        <w:r>
-          <w:rPr>
-            <w:lang w:val="es_ES" w:bidi="es_ES"/>
-          </w:rPr>
-          <w:rPr>
-            <w:color w:val="0000EE"/>
-            <w:u w:val="single"/>
-          </w:rPr>
-          <w:t>1 Cro 4:30</w:t>
-        </w:r>
-      </w:hyperlink>
+      <w:r>
+        <w:rPr>
+          <w:lang w:val="es_ES" w:bidi="es_ES"/>
+        </w:rPr>
+        <w:t>1 Cro 4:30</w:t>
+      </w:r>
       <w:r>
         <w:rPr>
           <w:lang w:val="es_ES" w:bidi="es_ES"/>
@@ -4727,18 +4127,12 @@
         </w:rPr>
         <w:t>Quizás Betel, aunque no el Betel al norte de Jerusalén (</w:t>
       </w:r>
-      <w:hyperlink r:id="rId101">
-        <w:r>
-          <w:rPr>
-            <w:lang w:val="es_ES" w:bidi="es_ES"/>
-          </w:rPr>
-          <w:rPr>
-            <w:color w:val="0000EE"/>
-            <w:u w:val="single"/>
-          </w:rPr>
-          <w:t>1 Sam 30:27</w:t>
-        </w:r>
-      </w:hyperlink>
+      <w:r>
+        <w:rPr>
+          <w:lang w:val="es_ES" w:bidi="es_ES"/>
+        </w:rPr>
+        <w:t>1 Sam 30:27</w:t>
+      </w:r>
       <w:r>
         <w:rPr>
           <w:lang w:val="es_ES" w:bidi="es_ES"/>
@@ -4840,18 +4234,12 @@
         </w:rPr>
         <w:t xml:space="preserve">Producto lácteo elaborado cuajando la leche, drenando el suero, prensando la cuajada en tortas y secándolas. Una de las primeras referencias bíblicas al queso se encuentra en </w:t>
       </w:r>
-      <w:hyperlink r:id="rId102">
-        <w:r>
-          <w:rPr>
-            <w:lang w:val="es_ES" w:bidi="es_ES"/>
-          </w:rPr>
-          <w:rPr>
-            <w:color w:val="0000EE"/>
-            <w:u w:val="single"/>
-          </w:rPr>
-          <w:t>Job 10:10</w:t>
-        </w:r>
-      </w:hyperlink>
+      <w:r>
+        <w:rPr>
+          <w:lang w:val="es_ES" w:bidi="es_ES"/>
+        </w:rPr>
+        <w:t>Job 10:10</w:t>
+      </w:r>
       <w:r>
         <w:rPr>
           <w:lang w:val="es_ES" w:bidi="es_ES"/>
@@ -4943,18 +4331,12 @@
         </w:rPr>
         <w:t>Una ciudad en Isacar (</w:t>
       </w:r>
-      <w:hyperlink r:id="rId103">
-        <w:r>
-          <w:rPr>
-            <w:lang w:val="es_ES" w:bidi="es_ES"/>
-          </w:rPr>
-          <w:rPr>
-            <w:color w:val="0000EE"/>
-            <w:u w:val="single"/>
-          </w:rPr>
-          <w:t>Jos 19:18</w:t>
-        </w:r>
-      </w:hyperlink>
+      <w:r>
+        <w:rPr>
+          <w:lang w:val="es_ES" w:bidi="es_ES"/>
+        </w:rPr>
+        <w:t>Jos 19:18</w:t>
+      </w:r>
       <w:r>
         <w:rPr>
           <w:lang w:val="es_ES" w:bidi="es_ES"/>
@@ -4973,18 +4355,12 @@
         </w:rPr>
         <w:t xml:space="preserve"> en </w:t>
       </w:r>
-      <w:hyperlink r:id="rId104">
-        <w:r>
-          <w:rPr>
-            <w:lang w:val="es_ES" w:bidi="es_ES"/>
-          </w:rPr>
-          <w:rPr>
-            <w:color w:val="0000EE"/>
-            <w:u w:val="single"/>
-          </w:rPr>
-          <w:t>Josué 19:12</w:t>
-        </w:r>
-      </w:hyperlink>
+      <w:r>
+        <w:rPr>
+          <w:lang w:val="es_ES" w:bidi="es_ES"/>
+        </w:rPr>
+        <w:t>Josué 19:12</w:t>
+      </w:r>
       <w:r>
         <w:rPr>
           <w:lang w:val="es_ES" w:bidi="es_ES"/>
@@ -5039,18 +4415,12 @@
         </w:rPr>
         <w:t>Otro nombre para Aczib, una ciudad en el territorio de Judá (</w:t>
       </w:r>
-      <w:hyperlink r:id="rId105">
-        <w:r>
-          <w:rPr>
-            <w:lang w:val="es_ES" w:bidi="es_ES"/>
-          </w:rPr>
-          <w:rPr>
-            <w:color w:val="0000EE"/>
-            <w:u w:val="single"/>
-          </w:rPr>
-          <w:t>Gn 38:5</w:t>
-        </w:r>
-      </w:hyperlink>
+      <w:r>
+        <w:rPr>
+          <w:lang w:val="es_ES" w:bidi="es_ES"/>
+        </w:rPr>
+        <w:t>Gn 38:5</w:t>
+      </w:r>
       <w:r>
         <w:rPr>
           <w:lang w:val="es_ES" w:bidi="es_ES"/>
@@ -5138,72 +4508,48 @@
         </w:rPr>
         <w:t>La era donde Dios derribó a Uza cuando intentó estabilizar el arca de la alianza (</w:t>
       </w:r>
-      <w:hyperlink r:id="rId106">
-        <w:r>
-          <w:rPr>
-            <w:lang w:val="es_ES" w:bidi="es_ES"/>
-          </w:rPr>
-          <w:rPr>
-            <w:color w:val="0000EE"/>
-            <w:u w:val="single"/>
-          </w:rPr>
-          <w:t>1 Cro 13:9</w:t>
-        </w:r>
-      </w:hyperlink>
+      <w:r>
+        <w:rPr>
+          <w:lang w:val="es_ES" w:bidi="es_ES"/>
+        </w:rPr>
+        <w:t>1 Cro 13:9</w:t>
+      </w:r>
       <w:r>
         <w:rPr>
           <w:lang w:val="es_ES" w:bidi="es_ES"/>
         </w:rPr>
         <w:t xml:space="preserve">). El pasaje paralelo en </w:t>
       </w:r>
-      <w:hyperlink r:id="rId107">
-        <w:r>
-          <w:rPr>
-            <w:lang w:val="es_ES" w:bidi="es_ES"/>
-          </w:rPr>
-          <w:rPr>
-            <w:color w:val="0000EE"/>
-            <w:u w:val="single"/>
-          </w:rPr>
-          <w:t>2 Samuel 6:6</w:t>
-        </w:r>
-      </w:hyperlink>
+      <w:r>
+        <w:rPr>
+          <w:lang w:val="es_ES" w:bidi="es_ES"/>
+        </w:rPr>
+        <w:t>2 Samuel 6:6</w:t>
+      </w:r>
       <w:r>
         <w:rPr>
           <w:lang w:val="es_ES" w:bidi="es_ES"/>
         </w:rPr>
         <w:t xml:space="preserve"> se refiere a este lugar como "la era de Nacón". Tras la muerte de Uza, el rey David renombró el lugar como "Pérez-uza". Esto significa "la brecha de Uza" o "el estallido contra Uza" (</w:t>
       </w:r>
-      <w:hyperlink r:id="rId108">
-        <w:r>
-          <w:rPr>
-            <w:lang w:val="es_ES" w:bidi="es_ES"/>
-          </w:rPr>
-          <w:rPr>
-            <w:color w:val="0000EE"/>
-            <w:u w:val="single"/>
-          </w:rPr>
-          <w:t>2 Sam 6:8,</w:t>
-        </w:r>
-      </w:hyperlink>
+      <w:r>
+        <w:rPr>
+          <w:lang w:val="es_ES" w:bidi="es_ES"/>
+        </w:rPr>
+        <w:t>2 Sam 6:8,</w:t>
+      </w:r>
       <w:r>
         <w:rPr>
           <w:lang w:val="es_ES" w:bidi="es_ES"/>
         </w:rPr>
         <w:t xml:space="preserve"> </w:t>
       </w:r>
-      <w:hyperlink r:id="rId109">
-        <w:r>
-          <w:rPr>
-            <w:lang w:val="es_ES" w:bidi="es_ES"/>
-          </w:rPr>
-          <w:rPr>
-            <w:color w:val="0000EE"/>
-            <w:u w:val="single"/>
-          </w:rPr>
-          <w:t>1 Cro 13:11</w:t>
-        </w:r>
-      </w:hyperlink>
+      <w:r>
+        <w:rPr>
+          <w:lang w:val="es_ES" w:bidi="es_ES"/>
+        </w:rPr>
+        <w:t>1 Cro 13:11</w:t>
+      </w:r>
       <w:r>
         <w:rPr>
           <w:lang w:val="es_ES" w:bidi="es_ES"/>
@@ -5266,36 +4612,24 @@
         </w:rPr>
         <w:t>El segundo hijo del rey David, Quileab, fue el primer hijo que tuvo con Abigail (</w:t>
       </w:r>
-      <w:hyperlink r:id="rId110">
-        <w:r>
-          <w:rPr>
-            <w:lang w:val="es_ES" w:bidi="es_ES"/>
-          </w:rPr>
-          <w:rPr>
-            <w:color w:val="0000EE"/>
-            <w:u w:val="single"/>
-          </w:rPr>
-          <w:t>2 Sam 3:3</w:t>
-        </w:r>
-      </w:hyperlink>
+      <w:r>
+        <w:rPr>
+          <w:lang w:val="es_ES" w:bidi="es_ES"/>
+        </w:rPr>
+        <w:t>2 Sam 3:3</w:t>
+      </w:r>
       <w:r>
         <w:rPr>
           <w:lang w:val="es_ES" w:bidi="es_ES"/>
         </w:rPr>
         <w:t xml:space="preserve">). Otro nombre para Quileab es Daniel, mencionado en </w:t>
       </w:r>
-      <w:hyperlink r:id="rId111">
-        <w:r>
-          <w:rPr>
-            <w:lang w:val="es_ES" w:bidi="es_ES"/>
-          </w:rPr>
-          <w:rPr>
-            <w:color w:val="0000EE"/>
-            <w:u w:val="single"/>
-          </w:rPr>
-          <w:t>1 Crónicas 3:1</w:t>
-        </w:r>
-      </w:hyperlink>
+      <w:r>
+        <w:rPr>
+          <w:lang w:val="es_ES" w:bidi="es_ES"/>
+        </w:rPr>
+        <w:t>1 Crónicas 3:1</w:t>
+      </w:r>
       <w:r>
         <w:rPr>
           <w:lang w:val="es_ES" w:bidi="es_ES"/>
@@ -5358,18 +4692,12 @@
         </w:rPr>
         <w:t>Una ciudad mesopotámica mencionada junto con Harán, Cane, Edén y Asur como aquellas que comerciaban con Tiro (</w:t>
       </w:r>
-      <w:hyperlink r:id="rId112">
-        <w:r>
-          <w:rPr>
-            <w:lang w:val="es_ES" w:bidi="es_ES"/>
-          </w:rPr>
-          <w:rPr>
-            <w:color w:val="0000EE"/>
-            <w:u w:val="single"/>
-          </w:rPr>
-          <w:t>Ez 27:23</w:t>
-        </w:r>
-      </w:hyperlink>
+      <w:r>
+        <w:rPr>
+          <w:lang w:val="es_ES" w:bidi="es_ES"/>
+        </w:rPr>
+        <w:t>Ez 27:23</w:t>
+      </w:r>
       <w:r>
         <w:rPr>
           <w:lang w:val="es_ES" w:bidi="es_ES"/>
@@ -5432,54 +4760,36 @@
         </w:rPr>
         <w:t>Quimam, un hijo de Barzilai según el historiador judío Josefo, era un hombre muy rico que proporcionó comida al rey David y a sus hombres. Esto ocurrió mientras estaban en Mahanaim, cuando David huía de su hijo Absalón (</w:t>
       </w:r>
-      <w:hyperlink r:id="rId113">
-        <w:r>
-          <w:rPr>
-            <w:lang w:val="es_ES" w:bidi="es_ES"/>
-          </w:rPr>
-          <w:rPr>
-            <w:color w:val="0000EE"/>
-            <w:u w:val="single"/>
-          </w:rPr>
-          <w:t>2 Sam 19:32</w:t>
-        </w:r>
-      </w:hyperlink>
+      <w:r>
+        <w:rPr>
+          <w:lang w:val="es_ES" w:bidi="es_ES"/>
+        </w:rPr>
+        <w:t>2 Sam 19:32</w:t>
+      </w:r>
       <w:r>
         <w:rPr>
           <w:lang w:val="es_ES" w:bidi="es_ES"/>
         </w:rPr>
         <w:t xml:space="preserve">). David invitó a Barzilai a regresar con él a Jerusalén, pero Barzilai rechazó esta oferta. En su lugar, pidió a David que mostrara bondad a Quimam (versículos </w:t>
       </w:r>
-      <w:hyperlink r:id="rId114">
-        <w:r>
-          <w:rPr>
-            <w:lang w:val="es_ES" w:bidi="es_ES"/>
-          </w:rPr>
-          <w:rPr>
-            <w:color w:val="0000EE"/>
-            <w:u w:val="single"/>
-          </w:rPr>
-          <w:t>37–40</w:t>
-        </w:r>
-      </w:hyperlink>
+      <w:r>
+        <w:rPr>
+          <w:lang w:val="es_ES" w:bidi="es_ES"/>
+        </w:rPr>
+        <w:t>37–40</w:t>
+      </w:r>
       <w:r>
         <w:rPr>
           <w:lang w:val="es_ES" w:bidi="es_ES"/>
         </w:rPr>
         <w:t>). David accedió a esta petición y, más tarde, instruyó a su hijo Salomón para que brindara a Quimam apoyo regular desde el palacio (</w:t>
       </w:r>
-      <w:hyperlink r:id="rId115">
-        <w:r>
-          <w:rPr>
-            <w:lang w:val="es_ES" w:bidi="es_ES"/>
-          </w:rPr>
-          <w:rPr>
-            <w:color w:val="0000EE"/>
-            <w:u w:val="single"/>
-          </w:rPr>
-          <w:t>1 Re 2:7</w:t>
-        </w:r>
-      </w:hyperlink>
+      <w:r>
+        <w:rPr>
+          <w:lang w:val="es_ES" w:bidi="es_ES"/>
+        </w:rPr>
+        <w:t>1 Re 2:7</w:t>
+      </w:r>
       <w:r>
         <w:rPr>
           <w:lang w:val="es_ES" w:bidi="es_ES"/>
@@ -5512,18 +4822,12 @@
         </w:rPr>
         <w:t>, que estaba ubicado cerca de Belén. Aquí es donde las personas que Johanán había rescatado de Ismael se quedaron temporalmente antes de planear continuar su viaje a Egipto (</w:t>
       </w:r>
-      <w:hyperlink r:id="rId116">
-        <w:r>
-          <w:rPr>
-            <w:lang w:val="es_ES" w:bidi="es_ES"/>
-          </w:rPr>
-          <w:rPr>
-            <w:color w:val="0000EE"/>
-            <w:u w:val="single"/>
-          </w:rPr>
-          <w:t>Jr 41:17</w:t>
-        </w:r>
-      </w:hyperlink>
+      <w:r>
+        <w:rPr>
+          <w:lang w:val="es_ES" w:bidi="es_ES"/>
+        </w:rPr>
+        <w:t>Jr 41:17</w:t>
+      </w:r>
       <w:r>
         <w:rPr>
           <w:lang w:val="es_ES" w:bidi="es_ES"/>
@@ -5586,18 +4890,12 @@
         </w:rPr>
         <w:t>Una isla rocosa y montañosa en la parte este-central del mar Egeo. Durante el tercer viaje misionero de Pablo, su barco ancló frente a Quío entre las paradas en Mitilene y Samos mientras viajaba a Jerusalén (</w:t>
       </w:r>
-      <w:hyperlink r:id="rId117">
-        <w:r>
-          <w:rPr>
-            <w:lang w:val="es_ES" w:bidi="es_ES"/>
-          </w:rPr>
-          <w:rPr>
-            <w:color w:val="0000EE"/>
-            <w:u w:val="single"/>
-          </w:rPr>
-          <w:t>Hc 20:15</w:t>
-        </w:r>
-      </w:hyperlink>
+      <w:r>
+        <w:rPr>
+          <w:lang w:val="es_ES" w:bidi="es_ES"/>
+        </w:rPr>
+        <w:t>Hc 20:15</w:t>
+      </w:r>
       <w:r>
         <w:rPr>
           <w:lang w:val="es_ES" w:bidi="es_ES"/>
@@ -5666,18 +4964,12 @@
         </w:rPr>
         <w:t>En el siglo XII, los cruzados construyeron una iglesia en este pueblo porque creían que era Emaús. Según la Biblia, Emaús fue el lugar donde Jesús se apareció a dos personas después de resucitar (</w:t>
       </w:r>
-      <w:hyperlink r:id="rId118">
-        <w:r>
-          <w:rPr>
-            <w:lang w:val="es_ES" w:bidi="es_ES"/>
-          </w:rPr>
-          <w:rPr>
-            <w:color w:val="0000EE"/>
-            <w:u w:val="single"/>
-          </w:rPr>
-          <w:t>Lucas 24:13</w:t>
-        </w:r>
-      </w:hyperlink>
+      <w:r>
+        <w:rPr>
+          <w:lang w:val="es_ES" w:bidi="es_ES"/>
+        </w:rPr>
+        <w:t>Lucas 24:13</w:t>
+      </w:r>
       <w:r>
         <w:rPr>
           <w:lang w:val="es_ES" w:bidi="es_ES"/>
@@ -5698,54 +4990,36 @@
         </w:rPr>
         <w:t>Durante el tiempo en que los jueces gobernaban Israel, Quiriat-jearim era una de las cuatro ciudades donde vivía el pueblo gabaonita. Los gabaonitas habían engañado a Josué y a los líderes de Israel mintiendo sobre su identidad. Debido a este engaño, Josué hizo un acuerdo para protegerlos (</w:t>
       </w:r>
-      <w:hyperlink r:id="rId119">
-        <w:r>
-          <w:rPr>
-            <w:lang w:val="es_ES" w:bidi="es_ES"/>
-          </w:rPr>
-          <w:rPr>
-            <w:color w:val="0000EE"/>
-            <w:u w:val="single"/>
-          </w:rPr>
-          <w:t>Josué 9:3–27</w:t>
-        </w:r>
-      </w:hyperlink>
+      <w:r>
+        <w:rPr>
+          <w:lang w:val="es_ES" w:bidi="es_ES"/>
+        </w:rPr>
+        <w:t>Josué 9:3–27</w:t>
+      </w:r>
       <w:r>
         <w:rPr>
           <w:lang w:val="es_ES" w:bidi="es_ES"/>
         </w:rPr>
         <w:t>). La ciudad se encontraba en la frontera entre dos tribus de Israel, Judá y Benjamín. Eventualmente, se convirtió en parte de la tribu de Judá (</w:t>
       </w:r>
-      <w:hyperlink r:id="rId120">
-        <w:r>
-          <w:rPr>
-            <w:lang w:val="es_ES" w:bidi="es_ES"/>
-          </w:rPr>
-          <w:rPr>
-            <w:color w:val="0000EE"/>
-            <w:u w:val="single"/>
-          </w:rPr>
-          <w:t>Josué 15:9</w:t>
-        </w:r>
-      </w:hyperlink>
+      <w:r>
+        <w:rPr>
+          <w:lang w:val="es_ES" w:bidi="es_ES"/>
+        </w:rPr>
+        <w:t>Josué 15:9</w:t>
+      </w:r>
       <w:r>
         <w:rPr>
           <w:lang w:val="es_ES" w:bidi="es_ES"/>
         </w:rPr>
         <w:t xml:space="preserve">; </w:t>
       </w:r>
-      <w:hyperlink r:id="rId121">
-        <w:r>
-          <w:rPr>
-            <w:lang w:val="es_ES" w:bidi="es_ES"/>
-          </w:rPr>
-          <w:rPr>
-            <w:color w:val="0000EE"/>
-            <w:u w:val="single"/>
-          </w:rPr>
-          <w:t>18:14</w:t>
-        </w:r>
-      </w:hyperlink>
+      <w:r>
+        <w:rPr>
+          <w:lang w:val="es_ES" w:bidi="es_ES"/>
+        </w:rPr>
+        <w:t>18:14</w:t>
+      </w:r>
       <w:r>
         <w:rPr>
           <w:lang w:val="es_ES" w:bidi="es_ES"/>
@@ -5766,18 +5040,12 @@
         </w:rPr>
         <w:t>Más tarde, durante el tiempo en que Samuel era el líder de Israel, ocurrió algo importante relacionado con el arca de Dios. Los filisteos habían tomado el arca de Israel (</w:t>
       </w:r>
-      <w:hyperlink r:id="rId122">
-        <w:r>
-          <w:rPr>
-            <w:lang w:val="es_ES" w:bidi="es_ES"/>
-          </w:rPr>
-          <w:rPr>
-            <w:color w:val="0000EE"/>
-            <w:u w:val="single"/>
-          </w:rPr>
-          <w:t>1 Samuel 4:11</w:t>
-        </w:r>
-      </w:hyperlink>
+      <w:r>
+        <w:rPr>
+          <w:lang w:val="es_ES" w:bidi="es_ES"/>
+        </w:rPr>
+        <w:t>1 Samuel 4:11</w:t>
+      </w:r>
       <w:r>
         <w:rPr>
           <w:lang w:val="es_ES" w:bidi="es_ES"/>
@@ -5798,18 +5066,12 @@
         </w:rPr>
         <w:t>Los filisteos devolvieron el arca a un lugar llamado Bet-semes. Allí, 70 hombres murieron por mirar dentro del arca. La gente de Bet-semes temía el poder del arca, así que la enviaron a Quiriat-jearim. El arca permaneció en la casa de un hombre llamado Abinadab durante 20 años (</w:t>
       </w:r>
-      <w:hyperlink r:id="rId123">
-        <w:r>
-          <w:rPr>
-            <w:lang w:val="es_ES" w:bidi="es_ES"/>
-          </w:rPr>
-          <w:rPr>
-            <w:color w:val="0000EE"/>
-            <w:u w:val="single"/>
-          </w:rPr>
-          <w:t>1 Samuel 7:1</w:t>
-        </w:r>
-      </w:hyperlink>
+      <w:r>
+        <w:rPr>
+          <w:lang w:val="es_ES" w:bidi="es_ES"/>
+        </w:rPr>
+        <w:t>1 Samuel 7:1</w:t>
+      </w:r>
       <w:r>
         <w:rPr>
           <w:lang w:val="es_ES" w:bidi="es_ES"/>
@@ -5830,18 +5092,12 @@
         </w:rPr>
         <w:t>Años después, cuando David se convirtió en rey y se mudó a Jerusalén, una de sus primeras acciones fue trasladar el arca. La llevó desde Quiriat-jearim (también llamada Baala) primero a la casa de Obed-Edom, y finalmente a Jerusalén (</w:t>
       </w:r>
-      <w:hyperlink r:id="rId124">
-        <w:r>
-          <w:rPr>
-            <w:lang w:val="es_ES" w:bidi="es_ES"/>
-          </w:rPr>
-          <w:rPr>
-            <w:color w:val="0000EE"/>
-            <w:u w:val="single"/>
-          </w:rPr>
-          <w:t>2 Samuel 6</w:t>
-        </w:r>
-      </w:hyperlink>
+      <w:r>
+        <w:rPr>
+          <w:lang w:val="es_ES" w:bidi="es_ES"/>
+        </w:rPr>
+        <w:t>2 Samuel 6</w:t>
+      </w:r>
       <w:r>
         <w:rPr>
           <w:lang w:val="es_ES" w:bidi="es_ES"/>
@@ -5862,54 +5118,36 @@
         </w:rPr>
         <w:t>Un profeta llamado Urías vino de Quiriat-jearim. Habló en contra de las acciones malvadas del rey Joacim, y debido a esto, el rey ordenó que lo mataran (</w:t>
       </w:r>
-      <w:hyperlink r:id="rId125">
-        <w:r>
-          <w:rPr>
-            <w:lang w:val="es_ES" w:bidi="es_ES"/>
-          </w:rPr>
-          <w:rPr>
-            <w:color w:val="0000EE"/>
-            <w:u w:val="single"/>
-          </w:rPr>
-          <w:t>Jeremías 26:20–23</w:t>
-        </w:r>
-      </w:hyperlink>
+      <w:r>
+        <w:rPr>
+          <w:lang w:val="es_ES" w:bidi="es_ES"/>
+        </w:rPr>
+        <w:t>Jeremías 26:20–23</w:t>
+      </w:r>
       <w:r>
         <w:rPr>
           <w:lang w:val="es_ES" w:bidi="es_ES"/>
         </w:rPr>
         <w:t>). Más tarde en la historia, cuando muchos judíos fueron forzados a dejar su tierra natal, algunas personas de Quiriat-jearim estuvieron entre ellos. Años después, cuando se les permitió regresar a casa, algunas de estas personas de Quiriat-jearim regresaron (</w:t>
       </w:r>
-      <w:hyperlink r:id="rId126">
-        <w:r>
-          <w:rPr>
-            <w:lang w:val="es_ES" w:bidi="es_ES"/>
-          </w:rPr>
-          <w:rPr>
-            <w:color w:val="0000EE"/>
-            <w:u w:val="single"/>
-          </w:rPr>
-          <w:t>Esdras 2:25</w:t>
-        </w:r>
-      </w:hyperlink>
+      <w:r>
+        <w:rPr>
+          <w:lang w:val="es_ES" w:bidi="es_ES"/>
+        </w:rPr>
+        <w:t>Esdras 2:25</w:t>
+      </w:r>
       <w:r>
         <w:rPr>
           <w:lang w:val="es_ES" w:bidi="es_ES"/>
         </w:rPr>
         <w:t xml:space="preserve">; </w:t>
       </w:r>
-      <w:hyperlink r:id="rId127">
-        <w:r>
-          <w:rPr>
-            <w:lang w:val="es_ES" w:bidi="es_ES"/>
-          </w:rPr>
-          <w:rPr>
-            <w:color w:val="0000EE"/>
-            <w:u w:val="single"/>
-          </w:rPr>
-          <w:t>Nehemías 7:29</w:t>
-        </w:r>
-      </w:hyperlink>
+      <w:r>
+        <w:rPr>
+          <w:lang w:val="es_ES" w:bidi="es_ES"/>
+        </w:rPr>
+        <w:t>Nehemías 7:29</w:t>
+      </w:r>
       <w:r>
         <w:rPr>
           <w:lang w:val="es_ES" w:bidi="es_ES"/>
@@ -5964,18 +5202,12 @@
         </w:rPr>
         <w:t xml:space="preserve">La RVR-1909 menciona a Cirenio en </w:t>
       </w:r>
-      <w:hyperlink r:id="rId128">
-        <w:r>
-          <w:rPr>
-            <w:lang w:val="es_ES" w:bidi="es_ES"/>
-          </w:rPr>
-          <w:rPr>
-            <w:color w:val="0000EE"/>
-            <w:u w:val="single"/>
-          </w:rPr>
-          <w:t>Lucas 2:2</w:t>
-        </w:r>
-      </w:hyperlink>
+      <w:r>
+        <w:rPr>
+          <w:lang w:val="es_ES" w:bidi="es_ES"/>
+        </w:rPr>
+        <w:t>Lucas 2:2</w:t>
+      </w:r>
       <w:r>
         <w:rPr>
           <w:lang w:val="es_ES" w:bidi="es_ES"/>
@@ -6080,36 +5312,24 @@
         </w:rPr>
         <w:t>(</w:t>
       </w:r>
-      <w:hyperlink r:id="rId129">
-        <w:r>
-          <w:rPr>
-            <w:lang w:val="es_ES" w:bidi="es_ES"/>
-          </w:rPr>
-          <w:rPr>
-            <w:color w:val="0000EE"/>
-            <w:u w:val="single"/>
-          </w:rPr>
-          <w:t>1 Cro 6:44</w:t>
-        </w:r>
-      </w:hyperlink>
+      <w:r>
+        <w:rPr>
+          <w:lang w:val="es_ES" w:bidi="es_ES"/>
+        </w:rPr>
+        <w:t>1 Cro 6:44</w:t>
+      </w:r>
       <w:r>
         <w:rPr>
           <w:lang w:val="es_ES" w:bidi="es_ES"/>
         </w:rPr>
         <w:t xml:space="preserve">). También es conocido como Cusaías en </w:t>
       </w:r>
-      <w:hyperlink r:id="rId130">
-        <w:r>
-          <w:rPr>
-            <w:lang w:val="es_ES" w:bidi="es_ES"/>
-          </w:rPr>
-          <w:rPr>
-            <w:color w:val="0000EE"/>
-            <w:u w:val="single"/>
-          </w:rPr>
-          <w:t>1 Crónicas 15:17</w:t>
-        </w:r>
-      </w:hyperlink>
+      <w:r>
+        <w:rPr>
+          <w:lang w:val="es_ES" w:bidi="es_ES"/>
+        </w:rPr>
+        <w:t>1 Crónicas 15:17</w:t>
+      </w:r>
       <w:r>
         <w:rPr>
           <w:lang w:val="es_ES" w:bidi="es_ES"/>
@@ -6175,36 +5395,24 @@
         </w:rPr>
         <w:t>Ciudad asignada a la tribu de Isacar (</w:t>
       </w:r>
-      <w:hyperlink r:id="rId131">
-        <w:r>
-          <w:rPr>
-            <w:lang w:val="es_ES" w:bidi="es_ES"/>
-          </w:rPr>
-          <w:rPr>
-            <w:color w:val="0000EE"/>
-            <w:u w:val="single"/>
-          </w:rPr>
-          <w:t>Jos 19:20</w:t>
-        </w:r>
-      </w:hyperlink>
+      <w:r>
+        <w:rPr>
+          <w:lang w:val="es_ES" w:bidi="es_ES"/>
+        </w:rPr>
+        <w:t>Jos 19:20</w:t>
+      </w:r>
       <w:r>
         <w:rPr>
           <w:lang w:val="es_ES" w:bidi="es_ES"/>
         </w:rPr>
         <w:t>) y entregada a los levitas gersonitas (</w:t>
       </w:r>
-      <w:hyperlink r:id="rId132">
-        <w:r>
-          <w:rPr>
-            <w:lang w:val="es_ES" w:bidi="es_ES"/>
-          </w:rPr>
-          <w:rPr>
-            <w:color w:val="0000EE"/>
-            <w:u w:val="single"/>
-          </w:rPr>
-          <w:t>Jos 21:28</w:t>
-        </w:r>
-      </w:hyperlink>
+      <w:r>
+        <w:rPr>
+          <w:lang w:val="es_ES" w:bidi="es_ES"/>
+        </w:rPr>
+        <w:t>Jos 21:28</w:t>
+      </w:r>
       <w:r>
         <w:rPr>
           <w:lang w:val="es_ES" w:bidi="es_ES"/>
@@ -6373,18 +5581,12 @@
         </w:rPr>
         <w:t>El padre de Elidad, un líder de la tribu de Benjamín durante las peregrinaciones por el desierto de Israel. Elidad fue uno de los elegidos por Moisés para dividir la tierra de Canaán entre las tribus (</w:t>
       </w:r>
-      <w:hyperlink r:id="rId133">
-        <w:r>
-          <w:rPr>
-            <w:lang w:val="es_ES" w:bidi="es_ES"/>
-          </w:rPr>
-          <w:rPr>
-            <w:color w:val="0000EE"/>
-            <w:u w:val="single"/>
-          </w:rPr>
-          <w:t>Nm 34:21</w:t>
-        </w:r>
-      </w:hyperlink>
+      <w:r>
+        <w:rPr>
+          <w:lang w:val="es_ES" w:bidi="es_ES"/>
+        </w:rPr>
+        <w:t>Nm 34:21</w:t>
+      </w:r>
       <w:r>
         <w:rPr>
           <w:lang w:val="es_ES" w:bidi="es_ES"/>
@@ -6439,18 +5641,12 @@
         </w:rPr>
         <w:t xml:space="preserve">Una ciudad mencionada en </w:t>
       </w:r>
-      <w:hyperlink r:id="rId104">
-        <w:r>
-          <w:rPr>
-            <w:lang w:val="es_ES" w:bidi="es_ES"/>
-          </w:rPr>
-          <w:rPr>
-            <w:color w:val="0000EE"/>
-            <w:u w:val="single"/>
-          </w:rPr>
-          <w:t>Josué 19:12</w:t>
-        </w:r>
-      </w:hyperlink>
+      <w:r>
+        <w:rPr>
+          <w:lang w:val="es_ES" w:bidi="es_ES"/>
+        </w:rPr>
+        <w:t>Josué 19:12</w:t>
+      </w:r>
       <w:r>
         <w:rPr>
           <w:lang w:val="es_ES" w:bidi="es_ES"/>
@@ -6652,18 +5848,12 @@
         </w:rPr>
         <w:t>Una ciudad asignada a la tribu de Judá (</w:t>
       </w:r>
-      <w:hyperlink r:id="rId134">
-        <w:r>
-          <w:rPr>
-            <w:lang w:val="es_ES" w:bidi="es_ES"/>
-          </w:rPr>
-          <w:rPr>
-            <w:color w:val="0000EE"/>
-            <w:u w:val="single"/>
-          </w:rPr>
-          <w:t>Jos 15:40</w:t>
-        </w:r>
-      </w:hyperlink>
+      <w:r>
+        <w:rPr>
+          <w:lang w:val="es_ES" w:bidi="es_ES"/>
+        </w:rPr>
+        <w:t>Jos 15:40</w:t>
+      </w:r>
       <w:r>
         <w:rPr>
           <w:lang w:val="es_ES" w:bidi="es_ES"/>
@@ -6737,18 +5927,12 @@
         </w:rPr>
         <w:t>Ciudad asignada a la tribu de Zabulón, de la cual los habitantes cananeos no pudieron ser expulsados (</w:t>
       </w:r>
-      <w:hyperlink r:id="rId135">
-        <w:r>
-          <w:rPr>
-            <w:lang w:val="es_ES" w:bidi="es_ES"/>
-          </w:rPr>
-          <w:rPr>
-            <w:color w:val="0000EE"/>
-            <w:u w:val="single"/>
-          </w:rPr>
-          <w:t>Jc 1:30</w:t>
-        </w:r>
-      </w:hyperlink>
+      <w:r>
+        <w:rPr>
+          <w:lang w:val="es_ES" w:bidi="es_ES"/>
+        </w:rPr>
+        <w:t>Jc 1:30</w:t>
+      </w:r>
       <w:r>
         <w:rPr>
           <w:lang w:val="es_ES" w:bidi="es_ES"/>
@@ -6767,18 +5951,12 @@
         </w:rPr>
         <w:t>(</w:t>
       </w:r>
-      <w:hyperlink r:id="rId136">
-        <w:r>
-          <w:rPr>
-            <w:lang w:val="es_ES" w:bidi="es_ES"/>
-          </w:rPr>
-          <w:rPr>
-            <w:color w:val="0000EE"/>
-            <w:u w:val="single"/>
-          </w:rPr>
-          <w:t>Jos 19:15</w:t>
-        </w:r>
-      </w:hyperlink>
+      <w:r>
+        <w:rPr>
+          <w:lang w:val="es_ES" w:bidi="es_ES"/>
+        </w:rPr>
+        <w:t>Jos 19:15</w:t>
+      </w:r>
       <w:r>
         <w:rPr>
           <w:lang w:val="es_ES" w:bidi="es_ES"/>
@@ -6930,18 +6108,12 @@
         </w:rPr>
         <w:t xml:space="preserve">El sitio fue ocupado en varias épocas de la historia. La ocupación más temprana data de los siglos VIII y VII a.C., posiblemente durante el reinado del Rey Uzías (ver </w:t>
       </w:r>
-      <w:hyperlink r:id="rId137">
-        <w:r>
-          <w:rPr>
-            <w:lang w:val="es_ES" w:bidi="es_ES"/>
-          </w:rPr>
-          <w:rPr>
-            <w:color w:val="0000EE"/>
-            <w:u w:val="single"/>
-          </w:rPr>
-          <w:t>2 Cro 26:10</w:t>
-        </w:r>
-      </w:hyperlink>
+      <w:r>
+        <w:rPr>
+          <w:lang w:val="es_ES" w:bidi="es_ES"/>
+        </w:rPr>
+        <w:t>2 Cro 26:10</w:t>
+      </w:r>
       <w:r>
         <w:rPr>
           <w:lang w:val="es_ES" w:bidi="es_ES"/>
@@ -7362,18 +6534,12 @@
         </w:rPr>
         <w:t xml:space="preserve">La secta de Qumrán tenía una fuerte esperanza mesiánica. Creían que estaban viviendo en los últimos días antes de la llegada del Mesías y la batalla final contra el mal. El “Documento de Damasco” mencionaba a “los ungidos [mesías] de Aarón e Israel”. Esto puede referirse a dos mesías: un Mesías sacerdotal de Aarón y un Mesías real de Israel. Algunos estudiosos sugieren tres figuras mesiánicas: un rey de David, un sacerdote de Aarón y un profeta como Moisés (comparar </w:t>
       </w:r>
-      <w:hyperlink r:id="rId138">
-        <w:r>
-          <w:rPr>
-            <w:lang w:val="es_ES" w:bidi="es_ES"/>
-          </w:rPr>
-          <w:rPr>
-            <w:color w:val="0000EE"/>
-            <w:u w:val="single"/>
-          </w:rPr>
-          <w:t>Dt 18:18</w:t>
-        </w:r>
-      </w:hyperlink>
+      <w:r>
+        <w:rPr>
+          <w:lang w:val="es_ES" w:bidi="es_ES"/>
+        </w:rPr>
+        <w:t>Dt 18:18</w:t>
+      </w:r>
       <w:r>
         <w:rPr>
           <w:lang w:val="es_ES" w:bidi="es_ES"/>
@@ -7428,18 +6594,12 @@
         </w:rPr>
         <w:t xml:space="preserve">Antiguo nombre de la ciudad judía de Debir en </w:t>
       </w:r>
-      <w:hyperlink r:id="rId139">
-        <w:r>
-          <w:rPr>
-            <w:lang w:val="es_ES" w:bidi="es_ES"/>
-          </w:rPr>
-          <w:rPr>
-            <w:color w:val="0000EE"/>
-            <w:u w:val="single"/>
-          </w:rPr>
-          <w:t>Josué 15:15</w:t>
-        </w:r>
-      </w:hyperlink>
+      <w:r>
+        <w:rPr>
+          <w:lang w:val="es_ES" w:bidi="es_ES"/>
+        </w:rPr>
+        <w:t>Josué 15:15</w:t>
+      </w:r>
       <w:r>
         <w:rPr>
           <w:lang w:val="es_ES" w:bidi="es_ES"/>
